--- a/documents/demo-scripts/05_Data_Products_API.docx
+++ b/documents/demo-scripts/05_Data_Products_API.docx
@@ -313,6 +313,204 @@
         <w:t xml:space="preserve">Demo Walk-Through</w:t>
       </w:r>
     </w:p>
+    <w:p>
+      <w:pPr>
+        <w:spacing w:after="120" w:before="280"/>
+      </w:pPr>
+      <w:r>
+        <w:rPr>
+          <w:rFonts w:ascii="Inter" w:cs="Inter" w:eastAsia="Inter" w:hAnsi="Inter"/>
+          <w:b/>
+          <w:bCs/>
+          <w:color w:val="006580"/>
+          <w:sz w:val="26"/>
+          <w:szCs w:val="26"/>
+        </w:rPr>
+        <w:t xml:space="preserve">Demo Methodology: Tell → Show → Tell</w:t>
+      </w:r>
+    </w:p>
+    <w:tbl>
+      <w:tblPr>
+        <w:tblW w:type="pct" w:w="100%"/>
+        <w:tblBorders>
+          <w:top w:val="single" w:color="auto" w:sz="4"/>
+          <w:left w:val="single" w:color="auto" w:sz="4"/>
+          <w:bottom w:val="single" w:color="auto" w:sz="4"/>
+          <w:right w:val="single" w:color="auto" w:sz="4"/>
+          <w:insideH w:val="single" w:color="auto" w:sz="4"/>
+          <w:insideV w:val="single" w:color="auto" w:sz="4"/>
+        </w:tblBorders>
+      </w:tblPr>
+      <w:tblGrid>
+        <w:gridCol w:w="100"/>
+        <w:gridCol w:w="100"/>
+      </w:tblGrid>
+      <w:tr>
+        <w:tc>
+          <w:tcPr>
+            <w:tcW w:type="pct" w:w="2%"/>
+            <w:tcBorders>
+              <w:top w:val="none"/>
+              <w:left w:val="none"/>
+              <w:bottom w:val="none"/>
+              <w:right w:val="none"/>
+            </w:tcBorders>
+            <w:shd w:color="19416C" w:val="solid"/>
+          </w:tcPr>
+          <w:p>
+            <w:pPr>
+              <w:spacing w:after="0"/>
+            </w:pPr>
+            <w:r>
+              <w:rPr>
+                <w:sz w:val="10"/>
+                <w:szCs w:val="10"/>
+              </w:rPr>
+              <w:t xml:space="preserve"> </w:t>
+            </w:r>
+          </w:p>
+        </w:tc>
+        <w:tc>
+          <w:tcPr>
+            <w:tcW w:type="pct" w:w="98%"/>
+            <w:shd w:color="E3EAF3" w:val="solid"/>
+            <w:tcMar>
+              <w:top w:type="dxa" w:w="60"/>
+              <w:left w:type="dxa" w:w="120"/>
+              <w:bottom w:type="dxa" w:w="60"/>
+              <w:right w:type="dxa" w:w="120"/>
+            </w:tcMar>
+          </w:tcPr>
+          <w:p>
+            <w:pPr>
+              <w:spacing w:after="40"/>
+            </w:pPr>
+            <w:r>
+              <w:rPr>
+                <w:rFonts w:ascii="Inter" w:cs="Inter" w:eastAsia="Inter" w:hAnsi="Inter"/>
+                <w:b/>
+                <w:bCs/>
+                <w:color w:val="19416C"/>
+                <w:sz w:val="18"/>
+                <w:szCs w:val="18"/>
+              </w:rPr>
+              <w:t xml:space="preserve">Limbic Opening  (Industry Insights)</w:t>
+            </w:r>
+          </w:p>
+          <w:p>
+            <w:pPr>
+              <w:spacing w:after="0"/>
+            </w:pPr>
+            <w:r>
+              <w:rPr>
+                <w:rFonts w:ascii="Inter" w:cs="Inter" w:eastAsia="Inter" w:hAnsi="Inter"/>
+                <w:i/>
+                <w:iCs/>
+                <w:color w:val="454659"/>
+                <w:sz w:val="20"/>
+                <w:szCs w:val="20"/>
+              </w:rPr>
+              <w:t xml:space="preserve">MCG's data engineering team built 23 Gold tables last year. By December, 14 had no documentation, 6 had no owner, and the business didn't know 9 of them existed. Meanwhile, three different teams independently built their own 'customer delivery' datasets — all slightly different, all 'correct.' Data Products turn undiscoverable assets into governed, SLA-backed products with clear ownership.</w:t>
+            </w:r>
+          </w:p>
+        </w:tc>
+      </w:tr>
+    </w:tbl>
+    <w:p>
+      <w:pPr>
+        <w:spacing w:after="80" w:before="80"/>
+      </w:pPr>
+      <w:r>
+        <w:rPr>
+          <w:rFonts w:ascii="Inter" w:cs="Inter" w:eastAsia="Inter" w:hAnsi="Inter"/>
+          <w:b/>
+          <w:bCs/>
+          <w:color w:val="10CFC9"/>
+          <w:sz w:val="20"/>
+          <w:szCs w:val="20"/>
+        </w:rPr>
+        <w:t xml:space="preserve">Ask the audience: </w:t>
+      </w:r>
+      <w:r>
+        <w:rPr>
+          <w:rFonts w:ascii="Inter" w:cs="Inter" w:eastAsia="Inter" w:hAnsi="Inter"/>
+          <w:i/>
+          <w:iCs/>
+          <w:color w:val="454659"/>
+          <w:sz w:val="20"/>
+          <w:szCs w:val="20"/>
+        </w:rPr>
+        <w:t xml:space="preserve">"How does your organization currently discover and access analytical datasets — is there a catalog, or is it tribal knowledge?"</w:t>
+      </w:r>
+    </w:p>
+    <w:tbl>
+      <w:tblPr>
+        <w:tblW w:type="pct" w:w="100%"/>
+        <w:tblBorders>
+          <w:top w:val="single" w:color="auto" w:sz="4"/>
+          <w:left w:val="single" w:color="auto" w:sz="4"/>
+          <w:bottom w:val="single" w:color="auto" w:sz="4"/>
+          <w:right w:val="single" w:color="auto" w:sz="4"/>
+          <w:insideH w:val="single" w:color="auto" w:sz="4"/>
+          <w:insideV w:val="single" w:color="auto" w:sz="4"/>
+        </w:tblBorders>
+      </w:tblPr>
+      <w:tblGrid>
+        <w:gridCol w:w="100"/>
+      </w:tblGrid>
+      <w:tr>
+        <w:tc>
+          <w:tcPr>
+            <w:tcW w:type="pct" w:w="100%"/>
+            <w:tcBorders>
+              <w:top w:val="single" w:color="006580" w:sz="1"/>
+              <w:left w:val="single" w:color="006580" w:sz="6"/>
+              <w:bottom w:val="single" w:color="006580" w:sz="1"/>
+              <w:right w:val="none"/>
+            </w:tcBorders>
+            <w:shd w:color="E0F2F5" w:val="solid"/>
+            <w:tcMar>
+              <w:top w:type="dxa" w:w="40"/>
+              <w:left w:type="dxa" w:w="120"/>
+              <w:bottom w:type="dxa" w:w="40"/>
+              <w:right w:type="dxa" w:w="120"/>
+            </w:tcMar>
+          </w:tcPr>
+          <w:p>
+            <w:pPr>
+              <w:spacing w:after="30"/>
+            </w:pPr>
+            <w:r>
+              <w:rPr>
+                <w:rFonts w:ascii="Inter" w:cs="Inter" w:eastAsia="Inter" w:hAnsi="Inter"/>
+                <w:b/>
+                <w:bCs/>
+                <w:color w:val="006580"/>
+                <w:sz w:val="16"/>
+                <w:szCs w:val="16"/>
+              </w:rPr>
+              <w:t xml:space="preserve">TELL (before showing)</w:t>
+            </w:r>
+          </w:p>
+          <w:p>
+            <w:pPr>
+              <w:spacing w:after="0"/>
+            </w:pPr>
+            <w:r>
+              <w:rPr>
+                <w:rFonts w:ascii="Inter" w:cs="Inter" w:eastAsia="Inter" w:hAnsi="Inter"/>
+                <w:i/>
+                <w:iCs/>
+                <w:color w:val="454659"/>
+                <w:sz w:val="18"/>
+                <w:szCs w:val="18"/>
+              </w:rPr>
+              <w:t xml:space="preserve">I'm going to show you how MCG turns Gold tables into governed Data Products — with AI-generated descriptions, validation rules, Trust Scores, and API sharing. A Data Product is a contract between the data team and the business.</w:t>
+            </w:r>
+          </w:p>
+        </w:tc>
+      </w:tr>
+    </w:tbl>
     <w:p>
       <w:pPr>
         <w:spacing w:after="100" w:before="200"/>
@@ -1360,6 +1558,155 @@
         <w:t xml:space="preserve">Demonstrate access request workflow for a business user</w:t>
       </w:r>
     </w:p>
+    <w:tbl>
+      <w:tblPr>
+        <w:tblW w:type="pct" w:w="100%"/>
+        <w:tblBorders>
+          <w:top w:val="single" w:color="auto" w:sz="4"/>
+          <w:left w:val="single" w:color="auto" w:sz="4"/>
+          <w:bottom w:val="single" w:color="auto" w:sz="4"/>
+          <w:right w:val="single" w:color="auto" w:sz="4"/>
+          <w:insideH w:val="single" w:color="auto" w:sz="4"/>
+          <w:insideV w:val="single" w:color="auto" w:sz="4"/>
+        </w:tblBorders>
+      </w:tblPr>
+      <w:tblGrid>
+        <w:gridCol w:w="100"/>
+      </w:tblGrid>
+      <w:tr>
+        <w:tc>
+          <w:tcPr>
+            <w:tcW w:type="pct" w:w="100%"/>
+            <w:tcBorders>
+              <w:top w:val="single" w:color="009845" w:sz="1"/>
+              <w:left w:val="single" w:color="009845" w:sz="6"/>
+              <w:bottom w:val="single" w:color="009845" w:sz="1"/>
+              <w:right w:val="none"/>
+            </w:tcBorders>
+            <w:shd w:color="E0F5EA" w:val="solid"/>
+            <w:tcMar>
+              <w:top w:type="dxa" w:w="40"/>
+              <w:left w:type="dxa" w:w="120"/>
+              <w:bottom w:type="dxa" w:w="40"/>
+              <w:right w:type="dxa" w:w="120"/>
+            </w:tcMar>
+          </w:tcPr>
+          <w:p>
+            <w:pPr>
+              <w:spacing w:after="30"/>
+            </w:pPr>
+            <w:r>
+              <w:rPr>
+                <w:rFonts w:ascii="Inter" w:cs="Inter" w:eastAsia="Inter" w:hAnsi="Inter"/>
+                <w:b/>
+                <w:bCs/>
+                <w:color w:val="009845"/>
+                <w:sz w:val="16"/>
+                <w:szCs w:val="16"/>
+              </w:rPr>
+              <w:t xml:space="preserve">TELL (after showing)</w:t>
+            </w:r>
+          </w:p>
+          <w:p>
+            <w:pPr>
+              <w:spacing w:after="0"/>
+            </w:pPr>
+            <w:r>
+              <w:rPr>
+                <w:rFonts w:ascii="Inter" w:cs="Inter" w:eastAsia="Inter" w:hAnsi="Inter"/>
+                <w:i/>
+                <w:iCs/>
+                <w:color w:val="454659"/>
+                <w:sz w:val="18"/>
+                <w:szCs w:val="18"/>
+              </w:rPr>
+              <w:t xml:space="preserve">What you saw is data as a product: owned, documented, quality-scored, and accessible via API. No more shadow datasets, no more tribal knowledge, no more 'which version of the customer table is right?'</w:t>
+            </w:r>
+          </w:p>
+        </w:tc>
+      </w:tr>
+    </w:tbl>
+    <w:p>
+      <w:pPr>
+        <w:spacing w:after="80" w:before="80"/>
+      </w:pPr>
+      <w:r>
+        <w:rPr>
+          <w:rFonts w:ascii="Inter" w:cs="Inter" w:eastAsia="Inter" w:hAnsi="Inter"/>
+          <w:b/>
+          <w:bCs/>
+          <w:color w:val="10CFC9"/>
+          <w:sz w:val="20"/>
+          <w:szCs w:val="20"/>
+        </w:rPr>
+        <w:t xml:space="preserve">Ask the audience: </w:t>
+      </w:r>
+      <w:r>
+        <w:rPr>
+          <w:rFonts w:ascii="Inter" w:cs="Inter" w:eastAsia="Inter" w:hAnsi="Inter"/>
+          <w:i/>
+          <w:iCs/>
+          <w:color w:val="454659"/>
+          <w:sz w:val="20"/>
+          <w:szCs w:val="20"/>
+        </w:rPr>
+        <w:t xml:space="preserve">"If you could expose any of your internal datasets as a governed API tomorrow, which one would create the most value?"</w:t>
+      </w:r>
+    </w:p>
+    <w:p>
+      <w:pPr>
+        <w:spacing w:after="100" w:before="60"/>
+      </w:pPr>
+      <w:r>
+        <w:rPr>
+          <w:rFonts w:ascii="Inter" w:cs="Inter" w:eastAsia="Inter" w:hAnsi="Inter"/>
+          <w:color w:val="454659"/>
+          <w:sz w:val="20"/>
+          <w:szCs w:val="20"/>
+        </w:rPr>
+        <w:t xml:space="preserve">Publish governed data products with AI-generated documentation</w:t>
+      </w:r>
+      <w:r>
+        <w:rPr>
+          <w:rFonts w:ascii="Inter" w:cs="Inter" w:eastAsia="Inter" w:hAnsi="Inter"/>
+          <w:b/>
+          <w:bCs/>
+          <w:color w:val="009845"/>
+          <w:sz w:val="20"/>
+          <w:szCs w:val="20"/>
+        </w:rPr>
+        <w:t xml:space="preserve">  →  so you can  </w:t>
+      </w:r>
+      <w:r>
+        <w:rPr>
+          <w:rFonts w:ascii="Inter" w:cs="Inter" w:eastAsia="Inter" w:hAnsi="Inter"/>
+          <w:color w:val="454659"/>
+          <w:sz w:val="20"/>
+          <w:szCs w:val="20"/>
+        </w:rPr>
+        <w:t xml:space="preserve">eliminate shadow datasets and ensure one version of truth</w:t>
+      </w:r>
+      <w:r>
+        <w:rPr>
+          <w:rFonts w:ascii="Inter" w:cs="Inter" w:eastAsia="Inter" w:hAnsi="Inter"/>
+          <w:b/>
+          <w:bCs/>
+          <w:color w:val="009845"/>
+          <w:sz w:val="20"/>
+          <w:szCs w:val="20"/>
+        </w:rPr>
+        <w:t xml:space="preserve">  →  so you can  </w:t>
+      </w:r>
+      <w:r>
+        <w:rPr>
+          <w:rFonts w:ascii="Inter" w:cs="Inter" w:eastAsia="Inter" w:hAnsi="Inter"/>
+          <w:color w:val="454659"/>
+          <w:sz w:val="20"/>
+          <w:szCs w:val="20"/>
+        </w:rPr>
+        <w:t xml:space="preserve">let the business self-serve trusted data without filing tickets</w:t>
+      </w:r>
+    </w:p>
     <w:p>
       <w:pPr>
         <w:spacing w:after="120" w:before="280"/>

--- a/documents/demo-scripts/05_Data_Products_API.docx
+++ b/documents/demo-scripts/05_Data_Products_API.docx
@@ -1302,7 +1302,7 @@
           <w:sz w:val="21"/>
           <w:szCs w:val="21"/>
         </w:rPr>
-        <w:t xml:space="preserve">Enable API sharing on Supply Chain Health, Last Mile Performance, Cold Chain Compliance</w:t>
+        <w:t xml:space="preserve">Enable API sharing on Supply Chain Health, Last Mile Performance</w:t>
       </w:r>
     </w:p>
     <w:p>
@@ -1527,7 +1527,7 @@
           <w:sz w:val="21"/>
           <w:szCs w:val="21"/>
         </w:rPr>
-        <w:t xml:space="preserve">Search by tag: "cold-chain" — should find Cold Chain Compliance product</w:t>
+        <w:t xml:space="preserve">Search by tag: "carrier" — should find Last Mile Performance product</w:t>
       </w:r>
     </w:p>
     <w:p>

--- a/documents/demo-scripts/05_Data_Products_API.docx
+++ b/documents/demo-scripts/05_Data_Products_API.docx
@@ -731,6 +731,75 @@
                 <w:szCs w:val="20"/>
               </w:rPr>
               <w:t xml:space="preserve">Talking point: AI-driven descriptions save hours of manual documentation. The AI reads the actual data, understands the schema, and writes descriptions that are grounded in reality — not aspirational.</w:t>
+            </w:r>
+          </w:p>
+        </w:tc>
+      </w:tr>
+    </w:tbl>
+    <w:tbl>
+      <w:tblPr>
+        <w:tblW w:type="pct" w:w="100%"/>
+        <w:tblBorders>
+          <w:top w:val="single" w:color="auto" w:sz="4"/>
+          <w:left w:val="single" w:color="auto" w:sz="4"/>
+          <w:bottom w:val="single" w:color="auto" w:sz="4"/>
+          <w:right w:val="single" w:color="auto" w:sz="4"/>
+          <w:insideH w:val="single" w:color="auto" w:sz="4"/>
+          <w:insideV w:val="single" w:color="auto" w:sz="4"/>
+        </w:tblBorders>
+      </w:tblPr>
+      <w:tblGrid>
+        <w:gridCol w:w="100"/>
+        <w:gridCol w:w="100"/>
+      </w:tblGrid>
+      <w:tr>
+        <w:tc>
+          <w:tcPr>
+            <w:tcW w:type="pct" w:w="1%"/>
+            <w:tcBorders>
+              <w:top w:val="none"/>
+              <w:left w:val="none"/>
+              <w:bottom w:val="none"/>
+              <w:right w:val="none"/>
+            </w:tcBorders>
+            <w:shd w:color="006580" w:val="solid"/>
+          </w:tcPr>
+          <w:p>
+            <w:pPr>
+              <w:spacing w:after="0"/>
+            </w:pPr>
+            <w:r>
+              <w:rPr>
+                <w:sz w:val="10"/>
+                <w:szCs w:val="10"/>
+              </w:rPr>
+              <w:t xml:space="preserve"> </w:t>
+            </w:r>
+          </w:p>
+        </w:tc>
+        <w:tc>
+          <w:tcPr>
+            <w:tcW w:type="pct" w:w="99%"/>
+            <w:shd w:color="F6F7F8" w:val="solid"/>
+            <w:tcMar>
+              <w:top w:type="dxa" w:w="80"/>
+              <w:left w:type="dxa" w:w="120"/>
+              <w:bottom w:type="dxa" w:w="80"/>
+              <w:right w:type="dxa" w:w="120"/>
+            </w:tcMar>
+          </w:tcPr>
+          <w:p>
+            <w:pPr>
+              <w:spacing w:after="0"/>
+            </w:pPr>
+            <w:r>
+              <w:rPr>
+                <w:rFonts w:ascii="Inter" w:cs="Inter" w:eastAsia="Inter" w:hAnsi="Inter"/>
+                <w:color w:val="454659"/>
+                <w:sz w:val="20"/>
+                <w:szCs w:val="20"/>
+              </w:rPr>
+              <w:t xml:space="preserve">Automation note: npm run deploy provisions all 7 data products via the Data Products API, attaches each product's gold dataset from the catalog once the pipeline has run, and (optionally) activates the product in the marketplace. The manual steps above remain the best way to show the workflow — the API path is how a real team would operationalize it.</w:t>
             </w:r>
           </w:p>
         </w:tc>

--- a/documents/demo-scripts/05_Data_Products_API.docx
+++ b/documents/demo-scripts/05_Data_Products_API.docx
@@ -799,7 +799,7 @@
                 <w:sz w:val="20"/>
                 <w:szCs w:val="20"/>
               </w:rPr>
-              <w:t xml:space="preserve">Automation note: npm run deploy provisions all 7 data products via the Data Products API, attaches each product's gold dataset from the catalog once the pipeline has run, and (optionally) activates the product in the marketplace. The manual steps above remain the best way to show the workflow — the API path is how a real team would operationalize it.</w:t>
+              <w:t xml:space="preserve">Deployment note: the primary path is npm run deploy — it provisions all 7 data products via the Data Products API, attaches each product's gold dataset from the catalog once the pipeline has run, and (optionally) activates the product in the marketplace. Walk the manual steps above to show the workflow interactively; the API path is what actually deploys the environment.</w:t>
             </w:r>
           </w:p>
         </w:tc>

--- a/documents/demo-scripts/05_Data_Products_API.docx
+++ b/documents/demo-scripts/05_Data_Products_API.docx
@@ -799,7 +799,7 @@
                 <w:sz w:val="20"/>
                 <w:szCs w:val="20"/>
               </w:rPr>
-              <w:t xml:space="preserve">Deployment note: the primary path is npm run deploy — it provisions all 7 data products via the Data Products API, attaches each product's gold dataset from the catalog once the pipeline has run, and (optionally) activates the product in the marketplace. Walk the manual steps above to show the workflow interactively; the API path is what actually deploys the environment.</w:t>
+              <w:t xml:space="preserve">Deployment note: the primary path is npm run deploy — it provisions both data products via the Data Products API, attaches each product's gold dataset from the catalog once the pipeline has run, and (optionally) activates the product in the marketplace. Walk the manual steps above to show the workflow interactively; the API path is what actually deploys the environment.</w:t>
             </w:r>
           </w:p>
         </w:tc>

--- a/documents/demo-scripts/05_Data_Products_API.docx
+++ b/documents/demo-scripts/05_Data_Products_API.docx
@@ -262,6 +262,33 @@
         </w:tc>
       </w:tr>
     </w:tbl>
+    <w:p>
+      <w:pPr>
+        <w:spacing w:after="120" w:before="80"/>
+      </w:pPr>
+      <w:r>
+        <w:rPr>
+          <w:rFonts w:ascii="Inter" w:cs="Inter" w:eastAsia="Inter" w:hAnsi="Inter"/>
+          <w:b/>
+          <w:bCs/>
+          <w:color w:val="006580"/>
+          <w:sz w:val="20"/>
+          <w:szCs w:val="20"/>
+        </w:rPr>
+        <w:t xml:space="preserve">Project Qlarity context:  </w:t>
+      </w:r>
+      <w:r>
+        <w:rPr>
+          <w:rFonts w:ascii="Inter" w:cs="Inter" w:eastAsia="Inter" w:hAnsi="Inter"/>
+          <w:i/>
+          <w:iCs/>
+          <w:color w:val="454659"/>
+          <w:sz w:val="20"/>
+          <w:szCs w:val="20"/>
+        </w:rPr>
+        <w:t xml:space="preserve">Project Qlarity Phase 2 (Analytics &amp; Quality): the governed Gold data products. Owners, SLAs, Trust Scores, and validation rules that route violations to stewardship are how Qlarity makes the remediation of all Seven Nightmares durable and consumable.</w:t>
+      </w:r>
+    </w:p>
     <w:p>
       <w:pPr>
         <w:spacing w:after="120" w:before="280"/>
@@ -2233,7 +2260,7 @@
         <w:sz w:val="18"/>
         <w:szCs w:val="18"/>
       </w:rPr>
-      <w:t xml:space="preserve">DEMO SCRIPT — Module 5</w:t>
+      <w:t xml:space="preserve">Project Qlarity Demo Walkthrough — Module 5</w:t>
     </w:r>
   </w:p>
 </w:hdr>

--- a/documents/demo-scripts/05_Data_Products_API.docx
+++ b/documents/demo-scripts/05_Data_Products_API.docx
@@ -84,7 +84,7 @@
             <w:r>
               <w:rPr>
                 <w:rFonts w:ascii="Inter" w:cs="Inter" w:eastAsia="Inter" w:hAnsi="Inter"/>
-                <w:color w:val="454659"/>
+                <w:color w:val="54565A"/>
                 <w:sz w:val="20"/>
                 <w:szCs w:val="20"/>
               </w:rPr>
@@ -140,7 +140,7 @@
             <w:r>
               <w:rPr>
                 <w:rFonts w:ascii="Inter" w:cs="Inter" w:eastAsia="Inter" w:hAnsi="Inter"/>
-                <w:color w:val="454659"/>
+                <w:color w:val="54565A"/>
                 <w:sz w:val="20"/>
                 <w:szCs w:val="20"/>
               </w:rPr>
@@ -196,7 +196,7 @@
             <w:r>
               <w:rPr>
                 <w:rFonts w:ascii="Inter" w:cs="Inter" w:eastAsia="Inter" w:hAnsi="Inter"/>
-                <w:color w:val="454659"/>
+                <w:color w:val="54565A"/>
                 <w:sz w:val="20"/>
                 <w:szCs w:val="20"/>
               </w:rPr>
@@ -252,7 +252,7 @@
             <w:r>
               <w:rPr>
                 <w:rFonts w:ascii="Inter" w:cs="Inter" w:eastAsia="Inter" w:hAnsi="Inter"/>
-                <w:color w:val="454659"/>
+                <w:color w:val="54565A"/>
                 <w:sz w:val="20"/>
                 <w:szCs w:val="20"/>
               </w:rPr>
@@ -282,7 +282,7 @@
           <w:rFonts w:ascii="Inter" w:cs="Inter" w:eastAsia="Inter" w:hAnsi="Inter"/>
           <w:i/>
           <w:iCs/>
-          <w:color w:val="454659"/>
+          <w:color w:val="54565A"/>
           <w:sz w:val="20"/>
           <w:szCs w:val="20"/>
         </w:rPr>
@@ -317,7 +317,7 @@
           <w:bCs w:val="false"/>
           <w:i w:val="false"/>
           <w:iCs w:val="false"/>
-          <w:color w:val="454659"/>
+          <w:color w:val="54565A"/>
           <w:sz w:val="21"/>
           <w:szCs w:val="21"/>
         </w:rPr>
@@ -433,7 +433,7 @@
                 <w:rFonts w:ascii="Inter" w:cs="Inter" w:eastAsia="Inter" w:hAnsi="Inter"/>
                 <w:i/>
                 <w:iCs/>
-                <w:color w:val="454659"/>
+                <w:color w:val="54565A"/>
                 <w:sz w:val="20"/>
                 <w:szCs w:val="20"/>
               </w:rPr>
@@ -463,7 +463,7 @@
           <w:rFonts w:ascii="Inter" w:cs="Inter" w:eastAsia="Inter" w:hAnsi="Inter"/>
           <w:i/>
           <w:iCs/>
-          <w:color w:val="454659"/>
+          <w:color w:val="54565A"/>
           <w:sz w:val="20"/>
           <w:szCs w:val="20"/>
         </w:rPr>
@@ -528,7 +528,7 @@
                 <w:rFonts w:ascii="Inter" w:cs="Inter" w:eastAsia="Inter" w:hAnsi="Inter"/>
                 <w:i/>
                 <w:iCs/>
-                <w:color w:val="454659"/>
+                <w:color w:val="54565A"/>
                 <w:sz w:val="18"/>
                 <w:szCs w:val="18"/>
               </w:rPr>
@@ -575,7 +575,7 @@
           <w:rFonts w:ascii="Inter" w:cs="Inter" w:eastAsia="Inter" w:hAnsi="Inter"/>
           <w:b w:val="false"/>
           <w:bCs w:val="false"/>
-          <w:color w:val="454659"/>
+          <w:color w:val="54565A"/>
           <w:sz w:val="21"/>
           <w:szCs w:val="21"/>
         </w:rPr>
@@ -603,7 +603,7 @@
           <w:rFonts w:ascii="Inter" w:cs="Inter" w:eastAsia="Inter" w:hAnsi="Inter"/>
           <w:b w:val="false"/>
           <w:bCs w:val="false"/>
-          <w:color w:val="454659"/>
+          <w:color w:val="54565A"/>
           <w:sz w:val="21"/>
           <w:szCs w:val="21"/>
         </w:rPr>
@@ -631,7 +631,7 @@
           <w:rFonts w:ascii="Inter" w:cs="Inter" w:eastAsia="Inter" w:hAnsi="Inter"/>
           <w:b w:val="false"/>
           <w:bCs w:val="false"/>
-          <w:color w:val="454659"/>
+          <w:color w:val="54565A"/>
           <w:sz w:val="21"/>
           <w:szCs w:val="21"/>
         </w:rPr>
@@ -659,7 +659,7 @@
           <w:rFonts w:ascii="Inter" w:cs="Inter" w:eastAsia="Inter" w:hAnsi="Inter"/>
           <w:b w:val="false"/>
           <w:bCs w:val="false"/>
-          <w:color w:val="454659"/>
+          <w:color w:val="54565A"/>
           <w:sz w:val="21"/>
           <w:szCs w:val="21"/>
         </w:rPr>
@@ -687,7 +687,7 @@
           <w:rFonts w:ascii="Inter" w:cs="Inter" w:eastAsia="Inter" w:hAnsi="Inter"/>
           <w:b w:val="false"/>
           <w:bCs w:val="false"/>
-          <w:color w:val="454659"/>
+          <w:color w:val="54565A"/>
           <w:sz w:val="21"/>
           <w:szCs w:val="21"/>
         </w:rPr>
@@ -753,7 +753,7 @@
             <w:r>
               <w:rPr>
                 <w:rFonts w:ascii="Inter" w:cs="Inter" w:eastAsia="Inter" w:hAnsi="Inter"/>
-                <w:color w:val="454659"/>
+                <w:color w:val="54565A"/>
                 <w:sz w:val="20"/>
                 <w:szCs w:val="20"/>
               </w:rPr>
@@ -822,7 +822,7 @@
             <w:r>
               <w:rPr>
                 <w:rFonts w:ascii="Inter" w:cs="Inter" w:eastAsia="Inter" w:hAnsi="Inter"/>
-                <w:color w:val="454659"/>
+                <w:color w:val="54565A"/>
                 <w:sz w:val="20"/>
                 <w:szCs w:val="20"/>
               </w:rPr>
@@ -869,7 +869,7 @@
           <w:rFonts w:ascii="Inter" w:cs="Inter" w:eastAsia="Inter" w:hAnsi="Inter"/>
           <w:b w:val="false"/>
           <w:bCs w:val="false"/>
-          <w:color w:val="454659"/>
+          <w:color w:val="54565A"/>
           <w:sz w:val="21"/>
           <w:szCs w:val="21"/>
         </w:rPr>
@@ -888,7 +888,7 @@
           <w:bCs w:val="false"/>
           <w:i w:val="false"/>
           <w:iCs w:val="false"/>
-          <w:color w:val="454659"/>
+          <w:color w:val="54565A"/>
           <w:sz w:val="21"/>
           <w:szCs w:val="21"/>
         </w:rPr>
@@ -916,7 +916,7 @@
           <w:rFonts w:ascii="Inter" w:cs="Inter" w:eastAsia="Inter" w:hAnsi="Inter"/>
           <w:b w:val="false"/>
           <w:bCs w:val="false"/>
-          <w:color w:val="454659"/>
+          <w:color w:val="54565A"/>
           <w:sz w:val="21"/>
           <w:szCs w:val="21"/>
         </w:rPr>
@@ -1044,7 +1044,7 @@
             <w:r>
               <w:rPr>
                 <w:rFonts w:ascii="Inter" w:cs="Inter" w:eastAsia="Inter" w:hAnsi="Inter"/>
-                <w:color w:val="454659"/>
+                <w:color w:val="54565A"/>
                 <w:sz w:val="19"/>
                 <w:szCs w:val="19"/>
               </w:rPr>
@@ -1069,7 +1069,7 @@
             <w:r>
               <w:rPr>
                 <w:rFonts w:ascii="Inter" w:cs="Inter" w:eastAsia="Inter" w:hAnsi="Inter"/>
-                <w:color w:val="454659"/>
+                <w:color w:val="54565A"/>
                 <w:sz w:val="19"/>
                 <w:szCs w:val="19"/>
               </w:rPr>
@@ -1094,7 +1094,7 @@
             <w:r>
               <w:rPr>
                 <w:rFonts w:ascii="Inter" w:cs="Inter" w:eastAsia="Inter" w:hAnsi="Inter"/>
-                <w:color w:val="454659"/>
+                <w:color w:val="54565A"/>
                 <w:sz w:val="19"/>
                 <w:szCs w:val="19"/>
               </w:rPr>
@@ -1120,7 +1120,7 @@
             <w:r>
               <w:rPr>
                 <w:rFonts w:ascii="Inter" w:cs="Inter" w:eastAsia="Inter" w:hAnsi="Inter"/>
-                <w:color w:val="454659"/>
+                <w:color w:val="54565A"/>
                 <w:sz w:val="19"/>
                 <w:szCs w:val="19"/>
               </w:rPr>
@@ -1144,7 +1144,7 @@
             <w:r>
               <w:rPr>
                 <w:rFonts w:ascii="Inter" w:cs="Inter" w:eastAsia="Inter" w:hAnsi="Inter"/>
-                <w:color w:val="454659"/>
+                <w:color w:val="54565A"/>
                 <w:sz w:val="19"/>
                 <w:szCs w:val="19"/>
               </w:rPr>
@@ -1168,7 +1168,7 @@
             <w:r>
               <w:rPr>
                 <w:rFonts w:ascii="Inter" w:cs="Inter" w:eastAsia="Inter" w:hAnsi="Inter"/>
-                <w:color w:val="454659"/>
+                <w:color w:val="54565A"/>
                 <w:sz w:val="19"/>
                 <w:szCs w:val="19"/>
               </w:rPr>
@@ -1195,7 +1195,7 @@
             <w:r>
               <w:rPr>
                 <w:rFonts w:ascii="Inter" w:cs="Inter" w:eastAsia="Inter" w:hAnsi="Inter"/>
-                <w:color w:val="454659"/>
+                <w:color w:val="54565A"/>
                 <w:sz w:val="19"/>
                 <w:szCs w:val="19"/>
               </w:rPr>
@@ -1220,7 +1220,7 @@
             <w:r>
               <w:rPr>
                 <w:rFonts w:ascii="Inter" w:cs="Inter" w:eastAsia="Inter" w:hAnsi="Inter"/>
-                <w:color w:val="454659"/>
+                <w:color w:val="54565A"/>
                 <w:sz w:val="19"/>
                 <w:szCs w:val="19"/>
               </w:rPr>
@@ -1245,7 +1245,7 @@
             <w:r>
               <w:rPr>
                 <w:rFonts w:ascii="Inter" w:cs="Inter" w:eastAsia="Inter" w:hAnsi="Inter"/>
-                <w:color w:val="454659"/>
+                <w:color w:val="54565A"/>
                 <w:sz w:val="19"/>
                 <w:szCs w:val="19"/>
               </w:rPr>
@@ -1271,7 +1271,7 @@
             <w:r>
               <w:rPr>
                 <w:rFonts w:ascii="Inter" w:cs="Inter" w:eastAsia="Inter" w:hAnsi="Inter"/>
-                <w:color w:val="454659"/>
+                <w:color w:val="54565A"/>
                 <w:sz w:val="19"/>
                 <w:szCs w:val="19"/>
               </w:rPr>
@@ -1295,7 +1295,7 @@
             <w:r>
               <w:rPr>
                 <w:rFonts w:ascii="Inter" w:cs="Inter" w:eastAsia="Inter" w:hAnsi="Inter"/>
-                <w:color w:val="454659"/>
+                <w:color w:val="54565A"/>
                 <w:sz w:val="19"/>
                 <w:szCs w:val="19"/>
               </w:rPr>
@@ -1319,7 +1319,7 @@
             <w:r>
               <w:rPr>
                 <w:rFonts w:ascii="Inter" w:cs="Inter" w:eastAsia="Inter" w:hAnsi="Inter"/>
-                <w:color w:val="454659"/>
+                <w:color w:val="54565A"/>
                 <w:sz w:val="19"/>
                 <w:szCs w:val="19"/>
               </w:rPr>
@@ -1350,7 +1350,7 @@
           <w:rFonts w:ascii="Inter" w:cs="Inter" w:eastAsia="Inter" w:hAnsi="Inter"/>
           <w:b w:val="false"/>
           <w:bCs w:val="false"/>
-          <w:color w:val="454659"/>
+          <w:color w:val="54565A"/>
           <w:sz w:val="21"/>
           <w:szCs w:val="21"/>
         </w:rPr>
@@ -1394,7 +1394,7 @@
           <w:rFonts w:ascii="Inter" w:cs="Inter" w:eastAsia="Inter" w:hAnsi="Inter"/>
           <w:b w:val="false"/>
           <w:bCs w:val="false"/>
-          <w:color w:val="454659"/>
+          <w:color w:val="54565A"/>
           <w:sz w:val="21"/>
           <w:szCs w:val="21"/>
         </w:rPr>
@@ -1422,7 +1422,7 @@
           <w:rFonts w:ascii="Inter" w:cs="Inter" w:eastAsia="Inter" w:hAnsi="Inter"/>
           <w:b w:val="false"/>
           <w:bCs w:val="false"/>
-          <w:color w:val="454659"/>
+          <w:color w:val="54565A"/>
           <w:sz w:val="21"/>
           <w:szCs w:val="21"/>
         </w:rPr>
@@ -1450,7 +1450,7 @@
           <w:rFonts w:ascii="Inter" w:cs="Inter" w:eastAsia="Inter" w:hAnsi="Inter"/>
           <w:b w:val="false"/>
           <w:bCs w:val="false"/>
-          <w:color w:val="454659"/>
+          <w:color w:val="54565A"/>
           <w:sz w:val="21"/>
           <w:szCs w:val="21"/>
         </w:rPr>
@@ -1516,7 +1516,7 @@
             <w:r>
               <w:rPr>
                 <w:rFonts w:ascii="Inter" w:cs="Inter" w:eastAsia="Inter" w:hAnsi="Inter"/>
-                <w:color w:val="454659"/>
+                <w:color w:val="54565A"/>
                 <w:sz w:val="20"/>
                 <w:szCs w:val="20"/>
               </w:rPr>
@@ -1563,7 +1563,7 @@
           <w:rFonts w:ascii="Inter" w:cs="Inter" w:eastAsia="Inter" w:hAnsi="Inter"/>
           <w:b w:val="false"/>
           <w:bCs w:val="false"/>
-          <w:color w:val="454659"/>
+          <w:color w:val="54565A"/>
           <w:sz w:val="21"/>
           <w:szCs w:val="21"/>
         </w:rPr>
@@ -1591,7 +1591,7 @@
           <w:rFonts w:ascii="Inter" w:cs="Inter" w:eastAsia="Inter" w:hAnsi="Inter"/>
           <w:b w:val="false"/>
           <w:bCs w:val="false"/>
-          <w:color w:val="454659"/>
+          <w:color w:val="54565A"/>
           <w:sz w:val="21"/>
           <w:szCs w:val="21"/>
         </w:rPr>
@@ -1619,7 +1619,7 @@
           <w:rFonts w:ascii="Inter" w:cs="Inter" w:eastAsia="Inter" w:hAnsi="Inter"/>
           <w:b w:val="false"/>
           <w:bCs w:val="false"/>
-          <w:color w:val="454659"/>
+          <w:color w:val="54565A"/>
           <w:sz w:val="21"/>
           <w:szCs w:val="21"/>
         </w:rPr>
@@ -1647,7 +1647,7 @@
           <w:rFonts w:ascii="Inter" w:cs="Inter" w:eastAsia="Inter" w:hAnsi="Inter"/>
           <w:b w:val="false"/>
           <w:bCs w:val="false"/>
-          <w:color w:val="454659"/>
+          <w:color w:val="54565A"/>
           <w:sz w:val="21"/>
           <w:szCs w:val="21"/>
         </w:rPr>
@@ -1712,7 +1712,7 @@
                 <w:rFonts w:ascii="Inter" w:cs="Inter" w:eastAsia="Inter" w:hAnsi="Inter"/>
                 <w:i/>
                 <w:iCs/>
-                <w:color w:val="454659"/>
+                <w:color w:val="54565A"/>
                 <w:sz w:val="18"/>
                 <w:szCs w:val="18"/>
               </w:rPr>
@@ -1742,7 +1742,7 @@
           <w:rFonts w:ascii="Inter" w:cs="Inter" w:eastAsia="Inter" w:hAnsi="Inter"/>
           <w:i/>
           <w:iCs/>
-          <w:color w:val="454659"/>
+          <w:color w:val="54565A"/>
           <w:sz w:val="20"/>
           <w:szCs w:val="20"/>
         </w:rPr>
@@ -1756,7 +1756,7 @@
       <w:r>
         <w:rPr>
           <w:rFonts w:ascii="Inter" w:cs="Inter" w:eastAsia="Inter" w:hAnsi="Inter"/>
-          <w:color w:val="454659"/>
+          <w:color w:val="54565A"/>
           <w:sz w:val="20"/>
           <w:szCs w:val="20"/>
         </w:rPr>
@@ -1776,7 +1776,7 @@
       <w:r>
         <w:rPr>
           <w:rFonts w:ascii="Inter" w:cs="Inter" w:eastAsia="Inter" w:hAnsi="Inter"/>
-          <w:color w:val="454659"/>
+          <w:color w:val="54565A"/>
           <w:sz w:val="20"/>
           <w:szCs w:val="20"/>
         </w:rPr>
@@ -1796,7 +1796,7 @@
       <w:r>
         <w:rPr>
           <w:rFonts w:ascii="Inter" w:cs="Inter" w:eastAsia="Inter" w:hAnsi="Inter"/>
-          <w:color w:val="454659"/>
+          <w:color w:val="54565A"/>
           <w:sz w:val="20"/>
           <w:szCs w:val="20"/>
         </w:rPr>
@@ -2017,35 +2017,11 @@
     <w:r>
       <w:rPr>
         <w:rFonts w:ascii="Inter" w:cs="Inter" w:eastAsia="Inter" w:hAnsi="Inter"/>
-        <w:color w:val="454659"/>
+        <w:color w:val="54565A"/>
         <w:sz w:val="14"/>
         <w:szCs w:val="14"/>
       </w:rPr>
-      <w:t xml:space="preserve">Meridian Commerce Group  •  </w:t>
-    </w:r>
-    <w:r>
-      <w:rPr>
-        <w:rFonts w:ascii="Inter" w:cs="Inter" w:eastAsia="Inter" w:hAnsi="Inter"/>
-        <w:color w:val="454659"/>
-        <w:sz w:val="14"/>
-        <w:szCs w:val="14"/>
-      </w:rPr>
-      <w:t xml:space="preserve">Weena 505, 3013 AL Rotterdam, Netherlands</w:t>
-    </w:r>
-  </w:p>
-  <w:p>
-    <w:pPr>
-      <w:spacing w:after="0" w:before="0"/>
-      <w:jc w:val="center"/>
-    </w:pPr>
-    <w:r>
-      <w:rPr>
-        <w:rFonts w:ascii="Inter" w:cs="Inter" w:eastAsia="Inter" w:hAnsi="Inter"/>
-        <w:color w:val="454659"/>
-        <w:sz w:val="14"/>
-        <w:szCs w:val="14"/>
-      </w:rPr>
-      <w:t xml:space="preserve">+31 10 798 4000  •  www.meridiancommerce.com  •  info@meridiancommerce.com</w:t>
+      <w:t xml:space="preserve">Qlik</w:t>
     </w:r>
   </w:p>
   <w:p>
@@ -2067,7 +2043,7 @@
     <w:r>
       <w:rPr>
         <w:rFonts w:ascii="Inter" w:cs="Inter" w:eastAsia="Inter" w:hAnsi="Inter"/>
-        <w:color w:val="454659"/>
+        <w:color w:val="54565A"/>
         <w:sz w:val="13"/>
         <w:szCs w:val="13"/>
       </w:rPr>
@@ -2076,7 +2052,7 @@
     <w:r>
       <w:rPr>
         <w:rFonts w:ascii="Inter" w:cs="Inter" w:eastAsia="Inter" w:hAnsi="Inter"/>
-        <w:color w:val="454659"/>
+        <w:color w:val="54565A"/>
         <w:sz w:val="13"/>
         <w:szCs w:val="13"/>
       </w:rPr>
@@ -2130,12 +2106,12 @@
 <w:hdr xmlns:wpc="http://schemas.microsoft.com/office/word/2010/wordprocessingCanvas" xmlns:mc="http://schemas.openxmlformats.org/markup-compatibility/2006" xmlns:o="urn:schemas-microsoft-com:office:office" xmlns:r="http://schemas.openxmlformats.org/officeDocument/2006/relationships" xmlns:m="http://schemas.openxmlformats.org/officeDocument/2006/math" xmlns:v="urn:schemas-microsoft-com:vml" xmlns:wp14="http://schemas.microsoft.com/office/word/2010/wordprocessingDrawing" xmlns:wp="http://schemas.openxmlformats.org/drawingml/2006/wordprocessingDrawing" xmlns:w10="urn:schemas-microsoft-com:office:word" xmlns:w="http://schemas.openxmlformats.org/wordprocessingml/2006/main" xmlns:w14="http://schemas.microsoft.com/office/word/2010/wordml" xmlns:w15="http://schemas.microsoft.com/office/word/2012/wordml" xmlns:wpg="http://schemas.microsoft.com/office/word/2010/wordprocessingGroup" xmlns:wpi="http://schemas.microsoft.com/office/word/2010/wordprocessingInk" xmlns:wne="http://schemas.microsoft.com/office/word/2006/wordml" xmlns:wps="http://schemas.microsoft.com/office/word/2010/wordprocessingShape" xmlns:cx="http://schemas.microsoft.com/office/drawing/2014/chartex" xmlns:cx1="http://schemas.microsoft.com/office/drawing/2015/9/8/chartex" xmlns:cx2="http://schemas.microsoft.com/office/drawing/2015/10/21/chartex" xmlns:cx3="http://schemas.microsoft.com/office/drawing/2016/5/9/chartex" xmlns:cx4="http://schemas.microsoft.com/office/drawing/2016/5/10/chartex" xmlns:cx5="http://schemas.microsoft.com/office/drawing/2016/5/11/chartex" xmlns:cx6="http://schemas.microsoft.com/office/drawing/2016/5/12/chartex" xmlns:cx7="http://schemas.microsoft.com/office/drawing/2016/5/13/chartex" xmlns:cx8="http://schemas.microsoft.com/office/drawing/2016/5/14/chartex" xmlns:w16cid="http://schemas.microsoft.com/office/word/2016/wordml/cid" xmlns:w16se="http://schemas.microsoft.com/office/word/2015/wordml/symex">
   <w:p>
     <w:pPr>
-      <w:spacing w:after="0"/>
+      <w:spacing w:after="60"/>
     </w:pPr>
     <w:r>
       <w:drawing>
         <wp:inline distT="0" distB="0" distL="0" distR="0">
-          <wp:extent cx="762000" cy="333375"/>
+          <wp:extent cx="1123950" cy="628650"/>
           <wp:effectExtent t="0" r="0" b="0" l="0"/>
           <wp:docPr id="1" name="" descr="" title=""/>
           <wp:cNvGraphicFramePr>
@@ -2160,7 +2136,7 @@
                 <pic:spPr bwMode="auto">
                   <a:xfrm>
                     <a:off x="0" y="0"/>
-                    <a:ext cx="762000" cy="333375"/>
+                    <a:ext cx="1123950" cy="628650"/>
                   </a:xfrm>
                   <a:prstGeom prst="rect">
                     <a:avLst/>
@@ -2171,63 +2147,6 @@
           </a:graphic>
         </wp:inline>
       </w:drawing>
-    </w:r>
-    <w:r>
-      <w:rPr>
-        <w:rFonts w:ascii="Inter" w:cs="Inter" w:eastAsia="Inter" w:hAnsi="Inter"/>
-        <w:sz w:val="20"/>
-        <w:szCs w:val="20"/>
-      </w:rPr>
-      <w:t xml:space="preserve">   </w:t>
-    </w:r>
-    <w:r>
-      <w:rPr>
-        <w:rFonts w:ascii="Inter" w:cs="Inter" w:eastAsia="Inter" w:hAnsi="Inter"/>
-        <w:b/>
-        <w:bCs/>
-        <w:color w:val="19416C"/>
-        <w:sz w:val="26"/>
-        <w:szCs w:val="26"/>
-      </w:rPr>
-      <w:t xml:space="preserve">MERIDIAN</w:t>
-    </w:r>
-    <w:r>
-      <w:rPr>
-        <w:rFonts w:ascii="Inter" w:cs="Inter" w:eastAsia="Inter" w:hAnsi="Inter"/>
-        <w:b w:val="false"/>
-        <w:bCs w:val="false"/>
-        <w:color w:val="19416C"/>
-        <w:sz w:val="26"/>
-        <w:szCs w:val="26"/>
-      </w:rPr>
-      <w:t xml:space="preserve"> COMMERCE </w:t>
-    </w:r>
-    <w:r>
-      <w:rPr>
-        <w:rFonts w:ascii="Inter" w:cs="Inter" w:eastAsia="Inter" w:hAnsi="Inter"/>
-        <w:b/>
-        <w:bCs/>
-        <w:color w:val="009845"/>
-        <w:sz w:val="26"/>
-        <w:szCs w:val="26"/>
-      </w:rPr>
-      <w:t xml:space="preserve">GROUP</w:t>
-    </w:r>
-  </w:p>
-  <w:p>
-    <w:pPr>
-      <w:spacing w:after="0"/>
-    </w:pPr>
-    <w:r>
-      <w:rPr>
-        <w:rFonts w:ascii="Inter" w:cs="Inter" w:eastAsia="Inter" w:hAnsi="Inter"/>
-        <w:i/>
-        <w:iCs/>
-        <w:color w:val="454659"/>
-        <w:sz w:val="16"/>
-        <w:szCs w:val="16"/>
-      </w:rPr>
-      <w:t xml:space="preserve">The neighborhood store with global reach</w:t>
     </w:r>
   </w:p>
   <w:p>
@@ -2362,12 +2281,12 @@
 </file>
 
 <file path=word/styles.xml><?xml version="1.0" encoding="utf-8"?>
-<w:styles xmlns:mc="http://schemas.openxmlformats.org/markup-compatibility/2006" xmlns:r="http://schemas.openxmlformats.org/officeDocument/2006/relationships" xmlns:w="http://schemas.openxmlformats.org/wordprocessingml/2006/main" xmlns:w14="http://schemas.microsoft.com/office/word/2010/wordml" xmlns:w15="http://schemas.microsoft.com/office/word/2012/wordml" xmlns:w16cex="http://schemas.microsoft.com/office/word/2018/wordml/cex" xmlns:w16cid="http://schemas.microsoft.com/office/word/2016/wordml/cid" xmlns:w16="http://schemas.microsoft.com/office/word/2018/wordml" xmlns:w16sdtdh="http://schemas.microsoft.com/office/word/2020/wordml/sdtdatahash" xmlns:w16se="http://schemas.microsoft.com/office/word/2015/wordml/symex" mc:Ignorable="w14 w15 w16se w16cid w16 w16cex w16sdtdh">
+<w:styles xmlns:mc="http://schemas.openxmlformats.org/markup-compatibility/2006" xmlns:r="http://schemas.openxmlformats.org/officeDocument/2006/relationships" xmlns:w="http://schemas.openxmlformats.org/wordprocessingml/2006/main" xmlns:w14="http://schemas.microsoft.com/office/word/2010/wordml" xmlns:w15="http://schemas.microsoft.com/office/word/2012/wordml" mc:Ignorable="w14 w15">
   <w:docDefaults>
     <w:rPrDefault>
       <w:rPr>
         <w:rFonts w:ascii="Inter" w:cs="Inter" w:eastAsia="Inter" w:hAnsi="Inter"/>
-        <w:color w:val="454659"/>
+        <w:color w:val="54565A"/>
         <w:sz w:val="22"/>
         <w:szCs w:val="22"/>
       </w:rPr>
@@ -2567,941 +2486,5 @@
       <w:szCs w:val="20"/>
     </w:rPr>
   </w:style>
-  <w:docDefaults>
-    <w:rPrDefault>
-      <w:rPr>
-        <w:rFonts w:asciiTheme="minorHAnsi" w:eastAsiaTheme="minorHAnsi" w:hAnsiTheme="minorHAnsi" w:cstheme="minorBidi"/>
-        <w:kern w:val="2"/>
-        <w:sz w:val="24"/>
-        <w:szCs w:val="24"/>
-        <w:lang w:val="en-US" w:eastAsia="en-US" w:bidi="ar-SA"/>
-        <w14:ligatures w14:val="standardContextual"/>
-      </w:rPr>
-    </w:rPrDefault>
-    <w:pPrDefault/>
-  </w:docDefaults>
-  <w:latentStyles w:defLockedState="0" w:defUIPriority="99" w:defSemiHidden="0" w:defUnhideWhenUsed="0" w:defQFormat="0" w:count="376">
-    <w:lsdException w:name="Normal" w:uiPriority="0" w:qFormat="1"/>
-    <w:lsdException w:name="heading 1" w:uiPriority="9" w:qFormat="1"/>
-    <w:lsdException w:name="heading 2" w:semiHidden="1" w:uiPriority="9" w:unhideWhenUsed="1" w:qFormat="1"/>
-    <w:lsdException w:name="heading 3" w:semiHidden="1" w:uiPriority="9" w:unhideWhenUsed="1" w:qFormat="1"/>
-    <w:lsdException w:name="heading 4" w:semiHidden="1" w:uiPriority="9" w:unhideWhenUsed="1" w:qFormat="1"/>
-    <w:lsdException w:name="heading 5" w:semiHidden="1" w:uiPriority="9" w:unhideWhenUsed="1" w:qFormat="1"/>
-    <w:lsdException w:name="heading 6" w:semiHidden="1" w:uiPriority="9" w:unhideWhenUsed="1" w:qFormat="1"/>
-    <w:lsdException w:name="heading 7" w:semiHidden="1" w:uiPriority="9" w:unhideWhenUsed="1" w:qFormat="1"/>
-    <w:lsdException w:name="heading 8" w:semiHidden="1" w:uiPriority="9" w:unhideWhenUsed="1" w:qFormat="1"/>
-    <w:lsdException w:name="heading 9" w:semiHidden="1" w:uiPriority="9" w:unhideWhenUsed="1" w:qFormat="1"/>
-    <w:lsdException w:name="index 1" w:semiHidden="1" w:unhideWhenUsed="1"/>
-    <w:lsdException w:name="index 2" w:semiHidden="1" w:unhideWhenUsed="1"/>
-    <w:lsdException w:name="index 3" w:semiHidden="1" w:unhideWhenUsed="1"/>
-    <w:lsdException w:name="index 4" w:semiHidden="1" w:unhideWhenUsed="1"/>
-    <w:lsdException w:name="index 5" w:semiHidden="1" w:unhideWhenUsed="1"/>
-    <w:lsdException w:name="index 6" w:semiHidden="1" w:unhideWhenUsed="1"/>
-    <w:lsdException w:name="index 7" w:semiHidden="1" w:unhideWhenUsed="1"/>
-    <w:lsdException w:name="index 8" w:semiHidden="1" w:unhideWhenUsed="1"/>
-    <w:lsdException w:name="index 9" w:semiHidden="1" w:unhideWhenUsed="1"/>
-    <w:lsdException w:name="toc 1" w:semiHidden="1" w:uiPriority="39" w:unhideWhenUsed="1"/>
-    <w:lsdException w:name="toc 2" w:semiHidden="1" w:uiPriority="39" w:unhideWhenUsed="1"/>
-    <w:lsdException w:name="toc 3" w:semiHidden="1" w:uiPriority="39" w:unhideWhenUsed="1"/>
-    <w:lsdException w:name="toc 4" w:semiHidden="1" w:uiPriority="39" w:unhideWhenUsed="1"/>
-    <w:lsdException w:name="toc 5" w:semiHidden="1" w:uiPriority="39" w:unhideWhenUsed="1"/>
-    <w:lsdException w:name="toc 6" w:semiHidden="1" w:uiPriority="39" w:unhideWhenUsed="1"/>
-    <w:lsdException w:name="toc 7" w:semiHidden="1" w:uiPriority="39" w:unhideWhenUsed="1"/>
-    <w:lsdException w:name="toc 8" w:semiHidden="1" w:uiPriority="39" w:unhideWhenUsed="1"/>
-    <w:lsdException w:name="toc 9" w:semiHidden="1" w:uiPriority="39" w:unhideWhenUsed="1"/>
-    <w:lsdException w:name="Normal Indent" w:semiHidden="1" w:unhideWhenUsed="1"/>
-    <w:lsdException w:name="footnote text" w:semiHidden="1" w:unhideWhenUsed="1"/>
-    <w:lsdException w:name="annotation text" w:semiHidden="1" w:unhideWhenUsed="1"/>
-    <w:lsdException w:name="header" w:semiHidden="1" w:unhideWhenUsed="1"/>
-    <w:lsdException w:name="footer" w:semiHidden="1" w:unhideWhenUsed="1"/>
-    <w:lsdException w:name="index heading" w:semiHidden="1" w:unhideWhenUsed="1"/>
-    <w:lsdException w:name="caption" w:semiHidden="1" w:uiPriority="35" w:unhideWhenUsed="1" w:qFormat="1"/>
-    <w:lsdException w:name="table of figures" w:semiHidden="1" w:unhideWhenUsed="1"/>
-    <w:lsdException w:name="envelope address" w:semiHidden="1" w:unhideWhenUsed="1"/>
-    <w:lsdException w:name="envelope return" w:semiHidden="1" w:unhideWhenUsed="1"/>
-    <w:lsdException w:name="footnote reference" w:semiHidden="1" w:unhideWhenUsed="1"/>
-    <w:lsdException w:name="annotation reference" w:semiHidden="1" w:unhideWhenUsed="1"/>
-    <w:lsdException w:name="line number" w:semiHidden="1" w:unhideWhenUsed="1"/>
-    <w:lsdException w:name="page number" w:semiHidden="1" w:unhideWhenUsed="1"/>
-    <w:lsdException w:name="endnote reference" w:semiHidden="1" w:unhideWhenUsed="1"/>
-    <w:lsdException w:name="endnote text" w:semiHidden="1" w:unhideWhenUsed="1"/>
-    <w:lsdException w:name="table of authorities" w:semiHidden="1" w:unhideWhenUsed="1"/>
-    <w:lsdException w:name="macro" w:semiHidden="1" w:unhideWhenUsed="1"/>
-    <w:lsdException w:name="toa heading" w:semiHidden="1" w:unhideWhenUsed="1"/>
-    <w:lsdException w:name="List" w:semiHidden="1" w:unhideWhenUsed="1"/>
-    <w:lsdException w:name="List Bullet" w:semiHidden="1" w:unhideWhenUsed="1"/>
-    <w:lsdException w:name="List Number" w:semiHidden="1" w:unhideWhenUsed="1"/>
-    <w:lsdException w:name="List 2" w:semiHidden="1" w:unhideWhenUsed="1"/>
-    <w:lsdException w:name="List 3" w:semiHidden="1" w:unhideWhenUsed="1"/>
-    <w:lsdException w:name="List 4" w:semiHidden="1" w:unhideWhenUsed="1"/>
-    <w:lsdException w:name="List 5" w:semiHidden="1" w:unhideWhenUsed="1"/>
-    <w:lsdException w:name="List Bullet 2" w:semiHidden="1" w:unhideWhenUsed="1"/>
-    <w:lsdException w:name="List Bullet 3" w:semiHidden="1" w:unhideWhenUsed="1"/>
-    <w:lsdException w:name="List Bullet 4" w:semiHidden="1" w:unhideWhenUsed="1"/>
-    <w:lsdException w:name="List Bullet 5" w:semiHidden="1" w:unhideWhenUsed="1"/>
-    <w:lsdException w:name="List Number 2" w:semiHidden="1" w:unhideWhenUsed="1"/>
-    <w:lsdException w:name="List Number 3" w:semiHidden="1" w:unhideWhenUsed="1"/>
-    <w:lsdException w:name="List Number 4" w:semiHidden="1" w:unhideWhenUsed="1"/>
-    <w:lsdException w:name="List Number 5" w:semiHidden="1" w:unhideWhenUsed="1"/>
-    <w:lsdException w:name="Title" w:uiPriority="10" w:qFormat="1"/>
-    <w:lsdException w:name="Closing" w:semiHidden="1" w:unhideWhenUsed="1"/>
-    <w:lsdException w:name="Signature" w:semiHidden="1" w:unhideWhenUsed="1"/>
-    <w:lsdException w:name="Default Paragraph Font" w:semiHidden="1" w:uiPriority="1" w:unhideWhenUsed="1"/>
-    <w:lsdException w:name="Body Text" w:semiHidden="1" w:uiPriority="1" w:unhideWhenUsed="1" w:qFormat="1"/>
-    <w:lsdException w:name="Body Text Indent" w:semiHidden="1" w:unhideWhenUsed="1"/>
-    <w:lsdException w:name="List Continue" w:semiHidden="1" w:unhideWhenUsed="1"/>
-    <w:lsdException w:name="List Continue 2" w:semiHidden="1" w:unhideWhenUsed="1"/>
-    <w:lsdException w:name="List Continue 3" w:semiHidden="1" w:unhideWhenUsed="1"/>
-    <w:lsdException w:name="List Continue 4" w:semiHidden="1" w:unhideWhenUsed="1"/>
-    <w:lsdException w:name="List Continue 5" w:semiHidden="1" w:unhideWhenUsed="1"/>
-    <w:lsdException w:name="Message Header" w:semiHidden="1" w:unhideWhenUsed="1"/>
-    <w:lsdException w:name="Subtitle" w:uiPriority="11" w:qFormat="1"/>
-    <w:lsdException w:name="Salutation" w:semiHidden="1" w:unhideWhenUsed="1"/>
-    <w:lsdException w:name="Date" w:semiHidden="1" w:unhideWhenUsed="1"/>
-    <w:lsdException w:name="Body Text First Indent" w:semiHidden="1" w:unhideWhenUsed="1"/>
-    <w:lsdException w:name="Body Text First Indent 2" w:semiHidden="1" w:unhideWhenUsed="1"/>
-    <w:lsdException w:name="Note Heading" w:semiHidden="1" w:unhideWhenUsed="1"/>
-    <w:lsdException w:name="Body Text 2" w:semiHidden="1" w:unhideWhenUsed="1"/>
-    <w:lsdException w:name="Body Text 3" w:semiHidden="1" w:unhideWhenUsed="1"/>
-    <w:lsdException w:name="Body Text Indent 2" w:semiHidden="1" w:unhideWhenUsed="1"/>
-    <w:lsdException w:name="Body Text Indent 3" w:semiHidden="1" w:unhideWhenUsed="1"/>
-    <w:lsdException w:name="Block Text" w:semiHidden="1" w:unhideWhenUsed="1"/>
-    <w:lsdException w:name="Hyperlink" w:semiHidden="1" w:unhideWhenUsed="1"/>
-    <w:lsdException w:name="FollowedHyperlink" w:semiHidden="1" w:unhideWhenUsed="1"/>
-    <w:lsdException w:name="Strong" w:uiPriority="22" w:qFormat="1"/>
-    <w:lsdException w:name="Emphasis" w:uiPriority="20" w:qFormat="1"/>
-    <w:lsdException w:name="Document Map" w:semiHidden="1" w:unhideWhenUsed="1"/>
-    <w:lsdException w:name="Plain Text" w:semiHidden="1" w:unhideWhenUsed="1"/>
-    <w:lsdException w:name="E-mail Signature" w:semiHidden="1" w:unhideWhenUsed="1"/>
-    <w:lsdException w:name="HTML Top of Form" w:semiHidden="1" w:unhideWhenUsed="1"/>
-    <w:lsdException w:name="HTML Bottom of Form" w:semiHidden="1" w:unhideWhenUsed="1"/>
-    <w:lsdException w:name="Normal (Web)" w:semiHidden="1" w:unhideWhenUsed="1"/>
-    <w:lsdException w:name="HTML Acronym" w:semiHidden="1" w:unhideWhenUsed="1"/>
-    <w:lsdException w:name="HTML Address" w:semiHidden="1" w:unhideWhenUsed="1"/>
-    <w:lsdException w:name="HTML Cite" w:semiHidden="1" w:unhideWhenUsed="1"/>
-    <w:lsdException w:name="HTML Code" w:semiHidden="1" w:unhideWhenUsed="1"/>
-    <w:lsdException w:name="HTML Definition" w:semiHidden="1" w:unhideWhenUsed="1"/>
-    <w:lsdException w:name="HTML Keyboard" w:semiHidden="1" w:unhideWhenUsed="1"/>
-    <w:lsdException w:name="HTML Preformatted" w:semiHidden="1" w:unhideWhenUsed="1"/>
-    <w:lsdException w:name="HTML Sample" w:semiHidden="1" w:unhideWhenUsed="1"/>
-    <w:lsdException w:name="HTML Typewriter" w:semiHidden="1" w:unhideWhenUsed="1"/>
-    <w:lsdException w:name="HTML Variable" w:semiHidden="1" w:unhideWhenUsed="1"/>
-    <w:lsdException w:name="Normal Table" w:semiHidden="1" w:unhideWhenUsed="1"/>
-    <w:lsdException w:name="annotation subject" w:semiHidden="1" w:unhideWhenUsed="1"/>
-    <w:lsdException w:name="No List" w:semiHidden="1" w:unhideWhenUsed="1"/>
-    <w:lsdException w:name="Outline List 1" w:semiHidden="1" w:unhideWhenUsed="1"/>
-    <w:lsdException w:name="Outline List 2" w:semiHidden="1" w:unhideWhenUsed="1"/>
-    <w:lsdException w:name="Outline List 3" w:semiHidden="1" w:unhideWhenUsed="1"/>
-    <w:lsdException w:name="Table Simple 1" w:semiHidden="1" w:unhideWhenUsed="1"/>
-    <w:lsdException w:name="Table Simple 2" w:semiHidden="1" w:unhideWhenUsed="1"/>
-    <w:lsdException w:name="Table Simple 3" w:semiHidden="1" w:unhideWhenUsed="1"/>
-    <w:lsdException w:name="Table Classic 1" w:semiHidden="1" w:unhideWhenUsed="1"/>
-    <w:lsdException w:name="Table Classic 2" w:semiHidden="1" w:unhideWhenUsed="1"/>
-    <w:lsdException w:name="Table Classic 3" w:semiHidden="1" w:unhideWhenUsed="1"/>
-    <w:lsdException w:name="Table Classic 4" w:semiHidden="1" w:unhideWhenUsed="1"/>
-    <w:lsdException w:name="Table Colorful 1" w:semiHidden="1" w:unhideWhenUsed="1"/>
-    <w:lsdException w:name="Table Colorful 2" w:semiHidden="1" w:unhideWhenUsed="1"/>
-    <w:lsdException w:name="Table Colorful 3" w:semiHidden="1" w:unhideWhenUsed="1"/>
-    <w:lsdException w:name="Table Columns 1" w:semiHidden="1" w:unhideWhenUsed="1"/>
-    <w:lsdException w:name="Table Columns 2" w:semiHidden="1" w:unhideWhenUsed="1"/>
-    <w:lsdException w:name="Table Columns 3" w:semiHidden="1" w:unhideWhenUsed="1"/>
-    <w:lsdException w:name="Table Columns 4" w:semiHidden="1" w:unhideWhenUsed="1"/>
-    <w:lsdException w:name="Table Columns 5" w:semiHidden="1" w:unhideWhenUsed="1"/>
-    <w:lsdException w:name="Table Grid 1" w:semiHidden="1" w:unhideWhenUsed="1"/>
-    <w:lsdException w:name="Table Grid 2" w:semiHidden="1" w:unhideWhenUsed="1"/>
-    <w:lsdException w:name="Table Grid 3" w:semiHidden="1" w:unhideWhenUsed="1"/>
-    <w:lsdException w:name="Table Grid 4" w:semiHidden="1" w:unhideWhenUsed="1"/>
-    <w:lsdException w:name="Table Grid 5" w:semiHidden="1" w:unhideWhenUsed="1"/>
-    <w:lsdException w:name="Table Grid 6" w:semiHidden="1" w:unhideWhenUsed="1"/>
-    <w:lsdException w:name="Table Grid 7" w:semiHidden="1" w:unhideWhenUsed="1"/>
-    <w:lsdException w:name="Table Grid 8" w:semiHidden="1" w:unhideWhenUsed="1"/>
-    <w:lsdException w:name="Table List 1" w:semiHidden="1" w:unhideWhenUsed="1"/>
-    <w:lsdException w:name="Table List 2" w:semiHidden="1" w:unhideWhenUsed="1"/>
-    <w:lsdException w:name="Table List 3" w:semiHidden="1" w:unhideWhenUsed="1"/>
-    <w:lsdException w:name="Table List 4" w:semiHidden="1" w:unhideWhenUsed="1"/>
-    <w:lsdException w:name="Table List 5" w:semiHidden="1" w:unhideWhenUsed="1"/>
-    <w:lsdException w:name="Table List 6" w:semiHidden="1" w:unhideWhenUsed="1"/>
-    <w:lsdException w:name="Table List 7" w:semiHidden="1" w:unhideWhenUsed="1"/>
-    <w:lsdException w:name="Table List 8" w:semiHidden="1" w:unhideWhenUsed="1"/>
-    <w:lsdException w:name="Table 3D effects 1" w:semiHidden="1" w:unhideWhenUsed="1"/>
-    <w:lsdException w:name="Table 3D effects 2" w:semiHidden="1" w:unhideWhenUsed="1"/>
-    <w:lsdException w:name="Table 3D effects 3" w:semiHidden="1" w:unhideWhenUsed="1"/>
-    <w:lsdException w:name="Table Contemporary" w:semiHidden="1" w:unhideWhenUsed="1"/>
-    <w:lsdException w:name="Table Elegant" w:semiHidden="1" w:unhideWhenUsed="1"/>
-    <w:lsdException w:name="Table Professional" w:semiHidden="1" w:unhideWhenUsed="1"/>
-    <w:lsdException w:name="Table Subtle 1" w:semiHidden="1" w:unhideWhenUsed="1"/>
-    <w:lsdException w:name="Table Subtle 2" w:semiHidden="1" w:unhideWhenUsed="1"/>
-    <w:lsdException w:name="Table Web 1" w:semiHidden="1" w:unhideWhenUsed="1"/>
-    <w:lsdException w:name="Table Web 2" w:semiHidden="1" w:unhideWhenUsed="1"/>
-    <w:lsdException w:name="Table Web 3" w:semiHidden="1" w:unhideWhenUsed="1"/>
-    <w:lsdException w:name="Balloon Text" w:semiHidden="1" w:unhideWhenUsed="1"/>
-    <w:lsdException w:name="Table Grid" w:uiPriority="59"/>
-    <w:lsdException w:name="Table Theme" w:semiHidden="1" w:unhideWhenUsed="1"/>
-    <w:lsdException w:name="Placeholder Text" w:semiHidden="1"/>
-    <w:lsdException w:name="No Spacing" w:uiPriority="1" w:qFormat="1"/>
-    <w:lsdException w:name="Light Shading" w:uiPriority="60"/>
-    <w:lsdException w:name="Light List" w:uiPriority="61"/>
-    <w:lsdException w:name="Light Grid" w:uiPriority="62"/>
-    <w:lsdException w:name="Medium Shading 1" w:uiPriority="63"/>
-    <w:lsdException w:name="Medium Shading 2" w:uiPriority="64"/>
-    <w:lsdException w:name="Medium List 1" w:uiPriority="65"/>
-    <w:lsdException w:name="Medium List 2" w:uiPriority="66"/>
-    <w:lsdException w:name="Medium Grid 1" w:uiPriority="67"/>
-    <w:lsdException w:name="Medium Grid 2" w:uiPriority="68"/>
-    <w:lsdException w:name="Medium Grid 3" w:uiPriority="69"/>
-    <w:lsdException w:name="Dark List" w:uiPriority="70"/>
-    <w:lsdException w:name="Colorful Shading" w:uiPriority="71"/>
-    <w:lsdException w:name="Colorful List" w:uiPriority="72"/>
-    <w:lsdException w:name="Colorful Grid" w:uiPriority="73"/>
-    <w:lsdException w:name="Light Shading Accent 1" w:uiPriority="60"/>
-    <w:lsdException w:name="Light List Accent 1" w:uiPriority="61"/>
-    <w:lsdException w:name="Light Grid Accent 1" w:uiPriority="62"/>
-    <w:lsdException w:name="Medium Shading 1 Accent 1" w:uiPriority="63"/>
-    <w:lsdException w:name="Medium Shading 2 Accent 1" w:uiPriority="64"/>
-    <w:lsdException w:name="Medium List 1 Accent 1" w:uiPriority="65"/>
-    <w:lsdException w:name="Revision" w:semiHidden="1"/>
-    <w:lsdException w:name="List Paragraph" w:uiPriority="34" w:qFormat="1"/>
-    <w:lsdException w:name="Quote" w:uiPriority="29" w:qFormat="1"/>
-    <w:lsdException w:name="Intense Quote" w:uiPriority="30" w:qFormat="1"/>
-    <w:lsdException w:name="Medium List 2 Accent 1" w:uiPriority="66"/>
-    <w:lsdException w:name="Medium Grid 1 Accent 1" w:uiPriority="67"/>
-    <w:lsdException w:name="Medium Grid 2 Accent 1" w:uiPriority="68"/>
-    <w:lsdException w:name="Medium Grid 3 Accent 1" w:uiPriority="69"/>
-    <w:lsdException w:name="Dark List Accent 1" w:uiPriority="70"/>
-    <w:lsdException w:name="Colorful Shading Accent 1" w:uiPriority="71"/>
-    <w:lsdException w:name="Colorful List Accent 1" w:uiPriority="72"/>
-    <w:lsdException w:name="Colorful Grid Accent 1" w:uiPriority="73"/>
-    <w:lsdException w:name="Light Shading Accent 2" w:uiPriority="60"/>
-    <w:lsdException w:name="Light List Accent 2" w:uiPriority="61"/>
-    <w:lsdException w:name="Light Grid Accent 2" w:uiPriority="62"/>
-    <w:lsdException w:name="Medium Shading 1 Accent 2" w:uiPriority="63"/>
-    <w:lsdException w:name="Medium Shading 2 Accent 2" w:uiPriority="64"/>
-    <w:lsdException w:name="Medium List 1 Accent 2" w:uiPriority="65"/>
-    <w:lsdException w:name="Medium List 2 Accent 2" w:uiPriority="66"/>
-    <w:lsdException w:name="Medium Grid 1 Accent 2" w:uiPriority="67"/>
-    <w:lsdException w:name="Medium Grid 2 Accent 2" w:uiPriority="68"/>
-    <w:lsdException w:name="Medium Grid 3 Accent 2" w:uiPriority="69"/>
-    <w:lsdException w:name="Dark List Accent 2" w:uiPriority="70"/>
-    <w:lsdException w:name="Colorful Shading Accent 2" w:uiPriority="71"/>
-    <w:lsdException w:name="Colorful List Accent 2" w:uiPriority="72"/>
-    <w:lsdException w:name="Colorful Grid Accent 2" w:uiPriority="73"/>
-    <w:lsdException w:name="Light Shading Accent 3" w:uiPriority="60"/>
-    <w:lsdException w:name="Light List Accent 3" w:uiPriority="61"/>
-    <w:lsdException w:name="Light Grid Accent 3" w:uiPriority="62"/>
-    <w:lsdException w:name="Medium Shading 1 Accent 3" w:uiPriority="63"/>
-    <w:lsdException w:name="Medium Shading 2 Accent 3" w:uiPriority="64"/>
-    <w:lsdException w:name="Medium List 1 Accent 3" w:uiPriority="65"/>
-    <w:lsdException w:name="Medium List 2 Accent 3" w:uiPriority="66"/>
-    <w:lsdException w:name="Medium Grid 1 Accent 3" w:uiPriority="67"/>
-    <w:lsdException w:name="Medium Grid 2 Accent 3" w:uiPriority="68"/>
-    <w:lsdException w:name="Medium Grid 3 Accent 3" w:uiPriority="69"/>
-    <w:lsdException w:name="Dark List Accent 3" w:uiPriority="70"/>
-    <w:lsdException w:name="Colorful Shading Accent 3" w:uiPriority="71"/>
-    <w:lsdException w:name="Colorful List Accent 3" w:uiPriority="72"/>
-    <w:lsdException w:name="Colorful Grid Accent 3" w:uiPriority="73"/>
-    <w:lsdException w:name="Light Shading Accent 4" w:uiPriority="60"/>
-    <w:lsdException w:name="Light List Accent 4" w:uiPriority="61"/>
-    <w:lsdException w:name="Light Grid Accent 4" w:uiPriority="62"/>
-    <w:lsdException w:name="Medium Shading 1 Accent 4" w:uiPriority="63"/>
-    <w:lsdException w:name="Medium Shading 2 Accent 4" w:uiPriority="64"/>
-    <w:lsdException w:name="Medium List 1 Accent 4" w:uiPriority="65"/>
-    <w:lsdException w:name="Medium List 2 Accent 4" w:uiPriority="66"/>
-    <w:lsdException w:name="Medium Grid 1 Accent 4" w:uiPriority="67"/>
-    <w:lsdException w:name="Medium Grid 2 Accent 4" w:uiPriority="68"/>
-    <w:lsdException w:name="Medium Grid 3 Accent 4" w:uiPriority="69"/>
-    <w:lsdException w:name="Dark List Accent 4" w:uiPriority="70"/>
-    <w:lsdException w:name="Colorful Shading Accent 4" w:uiPriority="71"/>
-    <w:lsdException w:name="Colorful List Accent 4" w:uiPriority="72"/>
-    <w:lsdException w:name="Colorful Grid Accent 4" w:uiPriority="73"/>
-    <w:lsdException w:name="Light Shading Accent 5" w:uiPriority="60"/>
-    <w:lsdException w:name="Light List Accent 5" w:uiPriority="61"/>
-    <w:lsdException w:name="Light Grid Accent 5" w:uiPriority="62"/>
-    <w:lsdException w:name="Medium Shading 1 Accent 5" w:uiPriority="63"/>
-    <w:lsdException w:name="Medium Shading 2 Accent 5" w:uiPriority="64"/>
-    <w:lsdException w:name="Medium List 1 Accent 5" w:uiPriority="65"/>
-    <w:lsdException w:name="Medium List 2 Accent 5" w:uiPriority="66"/>
-    <w:lsdException w:name="Medium Grid 1 Accent 5" w:uiPriority="67"/>
-    <w:lsdException w:name="Medium Grid 2 Accent 5" w:uiPriority="68"/>
-    <w:lsdException w:name="Medium Grid 3 Accent 5" w:uiPriority="69"/>
-    <w:lsdException w:name="Dark List Accent 5" w:uiPriority="70"/>
-    <w:lsdException w:name="Colorful Shading Accent 5" w:uiPriority="71"/>
-    <w:lsdException w:name="Colorful List Accent 5" w:uiPriority="72"/>
-    <w:lsdException w:name="Colorful Grid Accent 5" w:uiPriority="73"/>
-    <w:lsdException w:name="Light Shading Accent 6" w:uiPriority="60"/>
-    <w:lsdException w:name="Light List Accent 6" w:uiPriority="61"/>
-    <w:lsdException w:name="Light Grid Accent 6" w:uiPriority="62"/>
-    <w:lsdException w:name="Medium Shading 1 Accent 6" w:uiPriority="63"/>
-    <w:lsdException w:name="Medium Shading 2 Accent 6" w:uiPriority="64"/>
-    <w:lsdException w:name="Medium List 1 Accent 6" w:uiPriority="65"/>
-    <w:lsdException w:name="Medium List 2 Accent 6" w:uiPriority="66"/>
-    <w:lsdException w:name="Medium Grid 1 Accent 6" w:uiPriority="67"/>
-    <w:lsdException w:name="Medium Grid 2 Accent 6" w:uiPriority="68"/>
-    <w:lsdException w:name="Medium Grid 3 Accent 6" w:uiPriority="69"/>
-    <w:lsdException w:name="Dark List Accent 6" w:uiPriority="70"/>
-    <w:lsdException w:name="Colorful Shading Accent 6" w:uiPriority="71"/>
-    <w:lsdException w:name="Colorful List Accent 6" w:uiPriority="72"/>
-    <w:lsdException w:name="Colorful Grid Accent 6" w:uiPriority="73"/>
-    <w:lsdException w:name="Subtle Emphasis" w:uiPriority="19" w:qFormat="1"/>
-    <w:lsdException w:name="Intense Emphasis" w:uiPriority="21" w:qFormat="1"/>
-    <w:lsdException w:name="Subtle Reference" w:uiPriority="31" w:qFormat="1"/>
-    <w:lsdException w:name="Intense Reference" w:uiPriority="32" w:qFormat="1"/>
-    <w:lsdException w:name="Book Title" w:uiPriority="33" w:qFormat="1"/>
-    <w:lsdException w:name="Bibliography" w:semiHidden="1" w:uiPriority="37" w:unhideWhenUsed="1"/>
-    <w:lsdException w:name="TOC Heading" w:semiHidden="1" w:uiPriority="39" w:unhideWhenUsed="1" w:qFormat="1"/>
-    <w:lsdException w:name="Plain Table 1" w:uiPriority="41"/>
-    <w:lsdException w:name="Plain Table 2" w:uiPriority="42"/>
-    <w:lsdException w:name="Plain Table 3" w:uiPriority="43"/>
-    <w:lsdException w:name="Plain Table 4" w:uiPriority="44"/>
-    <w:lsdException w:name="Plain Table 5" w:uiPriority="45"/>
-    <w:lsdException w:name="Grid Table Light" w:uiPriority="40"/>
-    <w:lsdException w:name="Grid Table 1 Light" w:uiPriority="46"/>
-    <w:lsdException w:name="Grid Table 2" w:uiPriority="47"/>
-    <w:lsdException w:name="Grid Table 3" w:uiPriority="48"/>
-    <w:lsdException w:name="Grid Table 4" w:uiPriority="49"/>
-    <w:lsdException w:name="Grid Table 5 Dark" w:uiPriority="50"/>
-    <w:lsdException w:name="Grid Table 6 Colorful" w:uiPriority="51"/>
-    <w:lsdException w:name="Grid Table 7 Colorful" w:uiPriority="52"/>
-    <w:lsdException w:name="Grid Table 1 Light Accent 1" w:uiPriority="46"/>
-    <w:lsdException w:name="Grid Table 2 Accent 1" w:uiPriority="47"/>
-    <w:lsdException w:name="Grid Table 3 Accent 1" w:uiPriority="48"/>
-    <w:lsdException w:name="Grid Table 4 Accent 1" w:uiPriority="49"/>
-    <w:lsdException w:name="Grid Table 5 Dark Accent 1" w:uiPriority="50"/>
-    <w:lsdException w:name="Grid Table 6 Colorful Accent 1" w:uiPriority="51"/>
-    <w:lsdException w:name="Grid Table 7 Colorful Accent 1" w:uiPriority="52"/>
-    <w:lsdException w:name="Grid Table 1 Light Accent 2" w:uiPriority="46"/>
-    <w:lsdException w:name="Grid Table 2 Accent 2" w:uiPriority="47"/>
-    <w:lsdException w:name="Grid Table 3 Accent 2" w:uiPriority="48"/>
-    <w:lsdException w:name="Grid Table 4 Accent 2" w:uiPriority="49"/>
-    <w:lsdException w:name="Grid Table 5 Dark Accent 2" w:uiPriority="50"/>
-    <w:lsdException w:name="Grid Table 6 Colorful Accent 2" w:uiPriority="51"/>
-    <w:lsdException w:name="Grid Table 7 Colorful Accent 2" w:uiPriority="52"/>
-    <w:lsdException w:name="Grid Table 1 Light Accent 3" w:uiPriority="46"/>
-    <w:lsdException w:name="Grid Table 2 Accent 3" w:uiPriority="47"/>
-    <w:lsdException w:name="Grid Table 3 Accent 3" w:uiPriority="48"/>
-    <w:lsdException w:name="Grid Table 4 Accent 3" w:uiPriority="49"/>
-    <w:lsdException w:name="Grid Table 5 Dark Accent 3" w:uiPriority="50"/>
-    <w:lsdException w:name="Grid Table 6 Colorful Accent 3" w:uiPriority="51"/>
-    <w:lsdException w:name="Grid Table 7 Colorful Accent 3" w:uiPriority="52"/>
-    <w:lsdException w:name="Grid Table 1 Light Accent 4" w:uiPriority="46"/>
-    <w:lsdException w:name="Grid Table 2 Accent 4" w:uiPriority="47"/>
-    <w:lsdException w:name="Grid Table 3 Accent 4" w:uiPriority="48"/>
-    <w:lsdException w:name="Grid Table 4 Accent 4" w:uiPriority="49"/>
-    <w:lsdException w:name="Grid Table 5 Dark Accent 4" w:uiPriority="50"/>
-    <w:lsdException w:name="Grid Table 6 Colorful Accent 4" w:uiPriority="51"/>
-    <w:lsdException w:name="Grid Table 7 Colorful Accent 4" w:uiPriority="52"/>
-    <w:lsdException w:name="Grid Table 1 Light Accent 5" w:uiPriority="46"/>
-    <w:lsdException w:name="Grid Table 2 Accent 5" w:uiPriority="47"/>
-    <w:lsdException w:name="Grid Table 3 Accent 5" w:uiPriority="48"/>
-    <w:lsdException w:name="Grid Table 4 Accent 5" w:uiPriority="49"/>
-    <w:lsdException w:name="Grid Table 5 Dark Accent 5" w:uiPriority="50"/>
-    <w:lsdException w:name="Grid Table 6 Colorful Accent 5" w:uiPriority="51"/>
-    <w:lsdException w:name="Grid Table 7 Colorful Accent 5" w:uiPriority="52"/>
-    <w:lsdException w:name="Grid Table 1 Light Accent 6" w:uiPriority="46"/>
-    <w:lsdException w:name="Grid Table 2 Accent 6" w:uiPriority="47"/>
-    <w:lsdException w:name="Grid Table 3 Accent 6" w:uiPriority="48"/>
-    <w:lsdException w:name="Grid Table 4 Accent 6" w:uiPriority="49"/>
-    <w:lsdException w:name="Grid Table 5 Dark Accent 6" w:uiPriority="50"/>
-    <w:lsdException w:name="Grid Table 6 Colorful Accent 6" w:uiPriority="51"/>
-    <w:lsdException w:name="Grid Table 7 Colorful Accent 6" w:uiPriority="52"/>
-    <w:lsdException w:name="List Table 1 Light" w:uiPriority="46"/>
-    <w:lsdException w:name="List Table 2" w:uiPriority="47"/>
-    <w:lsdException w:name="List Table 3" w:uiPriority="48"/>
-    <w:lsdException w:name="List Table 4" w:uiPriority="49"/>
-    <w:lsdException w:name="List Table 5 Dark" w:uiPriority="50"/>
-    <w:lsdException w:name="List Table 6 Colorful" w:uiPriority="51"/>
-    <w:lsdException w:name="List Table 7 Colorful" w:uiPriority="52"/>
-    <w:lsdException w:name="List Table 1 Light Accent 1" w:uiPriority="46"/>
-    <w:lsdException w:name="List Table 2 Accent 1" w:uiPriority="47"/>
-    <w:lsdException w:name="List Table 3 Accent 1" w:uiPriority="48"/>
-    <w:lsdException w:name="List Table 4 Accent 1" w:uiPriority="49"/>
-    <w:lsdException w:name="List Table 5 Dark Accent 1" w:uiPriority="50"/>
-    <w:lsdException w:name="List Table 6 Colorful Accent 1" w:uiPriority="51"/>
-    <w:lsdException w:name="List Table 7 Colorful Accent 1" w:uiPriority="52"/>
-    <w:lsdException w:name="List Table 1 Light Accent 2" w:uiPriority="46"/>
-    <w:lsdException w:name="List Table 2 Accent 2" w:uiPriority="47"/>
-    <w:lsdException w:name="List Table 3 Accent 2" w:uiPriority="48"/>
-    <w:lsdException w:name="List Table 4 Accent 2" w:uiPriority="49"/>
-    <w:lsdException w:name="List Table 5 Dark Accent 2" w:uiPriority="50"/>
-    <w:lsdException w:name="List Table 6 Colorful Accent 2" w:uiPriority="51"/>
-    <w:lsdException w:name="List Table 7 Colorful Accent 2" w:uiPriority="52"/>
-    <w:lsdException w:name="List Table 1 Light Accent 3" w:uiPriority="46"/>
-    <w:lsdException w:name="List Table 2 Accent 3" w:uiPriority="47"/>
-    <w:lsdException w:name="List Table 3 Accent 3" w:uiPriority="48"/>
-    <w:lsdException w:name="List Table 4 Accent 3" w:uiPriority="49"/>
-    <w:lsdException w:name="List Table 5 Dark Accent 3" w:uiPriority="50"/>
-    <w:lsdException w:name="List Table 6 Colorful Accent 3" w:uiPriority="51"/>
-    <w:lsdException w:name="List Table 7 Colorful Accent 3" w:uiPriority="52"/>
-    <w:lsdException w:name="List Table 1 Light Accent 4" w:uiPriority="46"/>
-    <w:lsdException w:name="List Table 2 Accent 4" w:uiPriority="47"/>
-    <w:lsdException w:name="List Table 3 Accent 4" w:uiPriority="48"/>
-    <w:lsdException w:name="List Table 4 Accent 4" w:uiPriority="49"/>
-    <w:lsdException w:name="List Table 5 Dark Accent 4" w:uiPriority="50"/>
-    <w:lsdException w:name="List Table 6 Colorful Accent 4" w:uiPriority="51"/>
-    <w:lsdException w:name="List Table 7 Colorful Accent 4" w:uiPriority="52"/>
-    <w:lsdException w:name="List Table 1 Light Accent 5" w:uiPriority="46"/>
-    <w:lsdException w:name="List Table 2 Accent 5" w:uiPriority="47"/>
-    <w:lsdException w:name="List Table 3 Accent 5" w:uiPriority="48"/>
-    <w:lsdException w:name="List Table 4 Accent 5" w:uiPriority="49"/>
-    <w:lsdException w:name="List Table 5 Dark Accent 5" w:uiPriority="50"/>
-    <w:lsdException w:name="List Table 6 Colorful Accent 5" w:uiPriority="51"/>
-    <w:lsdException w:name="List Table 7 Colorful Accent 5" w:uiPriority="52"/>
-    <w:lsdException w:name="List Table 1 Light Accent 6" w:uiPriority="46"/>
-    <w:lsdException w:name="List Table 2 Accent 6" w:uiPriority="47"/>
-    <w:lsdException w:name="List Table 3 Accent 6" w:uiPriority="48"/>
-    <w:lsdException w:name="List Table 4 Accent 6" w:uiPriority="49"/>
-    <w:lsdException w:name="List Table 5 Dark Accent 6" w:uiPriority="50"/>
-    <w:lsdException w:name="List Table 6 Colorful Accent 6" w:uiPriority="51"/>
-    <w:lsdException w:name="List Table 7 Colorful Accent 6" w:uiPriority="52"/>
-    <w:lsdException w:name="Mention" w:semiHidden="1" w:unhideWhenUsed="1"/>
-    <w:lsdException w:name="Smart Hyperlink" w:semiHidden="1" w:unhideWhenUsed="1"/>
-    <w:lsdException w:name="Hashtag" w:semiHidden="1" w:unhideWhenUsed="1"/>
-    <w:lsdException w:name="Unresolved Mention" w:semiHidden="1" w:unhideWhenUsed="1"/>
-    <w:lsdException w:name="Smart Link" w:semiHidden="1" w:unhideWhenUsed="1"/>
-  </w:latentStyles>
-  <w:style w:type="paragraph" w:default="1" w:styleId="Normal">
-    <w:name w:val="Normal"/>
-    <w:aliases w:val="Subhead"/>
-    <w:qFormat/>
-    <w:rsid w:val="00437EFB"/>
-    <w:rPr>
-      <w:rFonts w:ascii="Inter" w:eastAsiaTheme="minorEastAsia" w:hAnsi="Inter"/>
-      <w:color w:val="009845" w:themeColor="accent1"/>
-    </w:rPr>
-  </w:style>
-  <w:style w:type="paragraph" w:styleId="Heading2">
-    <w:name w:val="heading 2"/>
-    <w:basedOn w:val="BodyP"/>
-    <w:next w:val="Normal"/>
-    <w:link w:val="Heading2Char"/>
-    <w:uiPriority w:val="9"/>
-    <w:unhideWhenUsed/>
-    <w:qFormat/>
-    <w:rsid w:val="00CF335B"/>
-    <w:pPr>
-      <w:spacing w:before="360" w:after="100" w:afterAutospacing="1" w:line="240" w:lineRule="auto"/>
-      <w:outlineLvl w:val="1"/>
-    </w:pPr>
-    <w:rPr>
-      <w:b/>
-      <w:bCs/>
-      <w:color w:val="FFFFFF" w:themeColor="background1"/>
-    </w:rPr>
-  </w:style>
-  <w:style w:type="character" w:default="1" w:styleId="DefaultParagraphFont">
-    <w:name w:val="Default Paragraph Font"/>
-    <w:uiPriority w:val="1"/>
-    <w:semiHidden/>
-    <w:unhideWhenUsed/>
-  </w:style>
-  <w:style w:type="table" w:default="1" w:styleId="TableNormal">
-    <w:name w:val="Normal Table"/>
-    <w:uiPriority w:val="99"/>
-    <w:semiHidden/>
-    <w:unhideWhenUsed/>
-    <w:tblPr>
-      <w:tblInd w:w="0" w:type="dxa"/>
-      <w:tblCellMar>
-        <w:top w:w="0" w:type="dxa"/>
-        <w:left w:w="108" w:type="dxa"/>
-        <w:bottom w:w="0" w:type="dxa"/>
-        <w:right w:w="108" w:type="dxa"/>
-      </w:tblCellMar>
-    </w:tblPr>
-  </w:style>
-  <w:style w:type="numbering" w:default="1" w:styleId="NoList">
-    <w:name w:val="No List"/>
-    <w:uiPriority w:val="99"/>
-    <w:semiHidden/>
-    <w:unhideWhenUsed/>
-  </w:style>
-  <w:style w:type="paragraph" w:styleId="Header">
-    <w:name w:val="header"/>
-    <w:basedOn w:val="Normal"/>
-    <w:link w:val="HeaderChar"/>
-    <w:uiPriority w:val="99"/>
-    <w:unhideWhenUsed/>
-    <w:rsid w:val="004135D2"/>
-    <w:pPr>
-      <w:tabs>
-        <w:tab w:val="center" w:pos="4680"/>
-        <w:tab w:val="right" w:pos="9360"/>
-      </w:tabs>
-    </w:pPr>
-  </w:style>
-  <w:style w:type="character" w:customStyle="1" w:styleId="HeaderChar">
-    <w:name w:val="Header Char"/>
-    <w:basedOn w:val="DefaultParagraphFont"/>
-    <w:link w:val="Header"/>
-    <w:uiPriority w:val="99"/>
-    <w:rsid w:val="004135D2"/>
-    <w:rPr>
-      <w:rFonts w:eastAsiaTheme="minorEastAsia"/>
-    </w:rPr>
-  </w:style>
-  <w:style w:type="paragraph" w:styleId="Footer">
-    <w:name w:val="footer"/>
-    <w:basedOn w:val="Normal"/>
-    <w:link w:val="FooterChar"/>
-    <w:uiPriority w:val="99"/>
-    <w:unhideWhenUsed/>
-    <w:rsid w:val="004135D2"/>
-    <w:pPr>
-      <w:tabs>
-        <w:tab w:val="center" w:pos="4680"/>
-        <w:tab w:val="right" w:pos="9360"/>
-      </w:tabs>
-    </w:pPr>
-  </w:style>
-  <w:style w:type="character" w:customStyle="1" w:styleId="FooterChar">
-    <w:name w:val="Footer Char"/>
-    <w:basedOn w:val="DefaultParagraphFont"/>
-    <w:link w:val="Footer"/>
-    <w:uiPriority w:val="99"/>
-    <w:rsid w:val="004135D2"/>
-    <w:rPr>
-      <w:rFonts w:eastAsiaTheme="minorEastAsia"/>
-    </w:rPr>
-  </w:style>
-  <w:style w:type="paragraph" w:customStyle="1" w:styleId="Sectiontype">
-    <w:name w:val="Section type"/>
-    <w:basedOn w:val="Normal"/>
-    <w:qFormat/>
-    <w:rsid w:val="00E52BED"/>
-    <w:pPr>
-      <w:tabs>
-        <w:tab w:val="right" w:pos="10080"/>
-      </w:tabs>
-      <w:suppressAutoHyphens/>
-      <w:autoSpaceDE w:val="0"/>
-      <w:autoSpaceDN w:val="0"/>
-      <w:adjustRightInd w:val="0"/>
-      <w:spacing w:before="600" w:after="240" w:line="480" w:lineRule="auto"/>
-      <w:textAlignment w:val="center"/>
-    </w:pPr>
-    <w:rPr>
-      <w:rFonts w:ascii="Arial" w:eastAsiaTheme="minorHAnsi" w:hAnsi="Arial" w:cs="Source Sans Pro Light"/>
-      <w:b/>
-      <w:noProof/>
-      <w:color w:val="FFFFFF" w:themeColor="background1"/>
-      <w:spacing w:val="40"/>
-      <w:kern w:val="0"/>
-      <w:sz w:val="20"/>
-      <w:szCs w:val="20"/>
-      <w14:ligatures w14:val="none"/>
-    </w:rPr>
-  </w:style>
-  <w:style w:type="paragraph" w:styleId="TOC1">
-    <w:name w:val="toc 1"/>
-    <w:basedOn w:val="Normal"/>
-    <w:next w:val="Normal"/>
-    <w:autoRedefine/>
-    <w:uiPriority w:val="39"/>
-    <w:unhideWhenUsed/>
-    <w:rsid w:val="00B41EC6"/>
-    <w:pPr>
-      <w:tabs>
-        <w:tab w:val="right" w:pos="10080"/>
-      </w:tabs>
-      <w:suppressAutoHyphens/>
-      <w:autoSpaceDE w:val="0"/>
-      <w:autoSpaceDN w:val="0"/>
-      <w:adjustRightInd w:val="0"/>
-      <w:spacing w:before="240" w:line="276" w:lineRule="auto"/>
-      <w:textAlignment w:val="center"/>
-    </w:pPr>
-    <w:rPr>
-      <w:rFonts w:eastAsiaTheme="minorHAnsi" w:cs="Source Sans Pro Light"/>
-      <w:color w:val="54565A"/>
-      <w:kern w:val="0"/>
-      <w:sz w:val="28"/>
-      <w:szCs w:val="36"/>
-      <w:u w:val="single"/>
-      <w14:ligatures w14:val="none"/>
-    </w:rPr>
-  </w:style>
-  <w:style w:type="character" w:styleId="PageNumber">
-    <w:name w:val="page number"/>
-    <w:basedOn w:val="DefaultParagraphFont"/>
-    <w:uiPriority w:val="99"/>
-    <w:semiHidden/>
-    <w:unhideWhenUsed/>
-    <w:rsid w:val="00003DD4"/>
-  </w:style>
-  <w:style w:type="paragraph" w:customStyle="1" w:styleId="BodyP">
-    <w:name w:val="Body P"/>
-    <w:basedOn w:val="Normal"/>
-    <w:qFormat/>
-    <w:rsid w:val="00DF103C"/>
-    <w:pPr>
-      <w:suppressAutoHyphens/>
-      <w:autoSpaceDE w:val="0"/>
-      <w:autoSpaceDN w:val="0"/>
-      <w:adjustRightInd w:val="0"/>
-      <w:spacing w:before="200" w:after="240" w:line="360" w:lineRule="auto"/>
-      <w:textAlignment w:val="center"/>
-    </w:pPr>
-    <w:rPr>
-      <w:rFonts w:eastAsiaTheme="minorHAnsi" w:cs="Source Sans Pro"/>
-      <w:color w:val="454659" w:themeColor="text1"/>
-      <w:kern w:val="0"/>
-      <w:sz w:val="21"/>
-      <w:szCs w:val="21"/>
-      <w14:ligatures w14:val="none"/>
-    </w:rPr>
-  </w:style>
-  <w:style w:type="paragraph" w:customStyle="1" w:styleId="Bullets1">
-    <w:name w:val="Bullets 1"/>
-    <w:basedOn w:val="BodyP"/>
-    <w:qFormat/>
-    <w:rsid w:val="00DF103C"/>
-    <w:pPr>
-      <w:numPr>
-        <w:numId w:val="1"/>
-      </w:numPr>
-      <w:spacing w:after="120"/>
-    </w:pPr>
-    <w:rPr>
-      <w:szCs w:val="22"/>
-    </w:rPr>
-  </w:style>
-  <w:style w:type="character" w:customStyle="1" w:styleId="normaltextrun">
-    <w:name w:val="normaltextrun"/>
-    <w:basedOn w:val="DefaultParagraphFont"/>
-    <w:rsid w:val="00A72D33"/>
-  </w:style>
-  <w:style w:type="paragraph" w:customStyle="1" w:styleId="Intro">
-    <w:name w:val="Intro"/>
-    <w:basedOn w:val="Normal"/>
-    <w:qFormat/>
-    <w:rsid w:val="00DF103C"/>
-    <w:pPr>
-      <w:suppressAutoHyphens/>
-      <w:autoSpaceDE w:val="0"/>
-      <w:autoSpaceDN w:val="0"/>
-      <w:adjustRightInd w:val="0"/>
-      <w:spacing w:after="120" w:line="360" w:lineRule="auto"/>
-      <w:textAlignment w:val="center"/>
-    </w:pPr>
-    <w:rPr>
-      <w:rFonts w:eastAsiaTheme="minorHAnsi" w:cs="Times New Roman (Body CS)"/>
-      <w:b/>
-      <w:bCs/>
-      <w:kern w:val="0"/>
-      <w:sz w:val="36"/>
-      <w:szCs w:val="36"/>
-      <w14:ligatures w14:val="none"/>
-    </w:rPr>
-  </w:style>
-  <w:style w:type="paragraph" w:styleId="ListParagraph">
-    <w:name w:val="List Paragraph"/>
-    <w:basedOn w:val="Normal"/>
-    <w:uiPriority w:val="34"/>
-    <w:qFormat/>
-    <w:rsid w:val="00703498"/>
-    <w:pPr>
-      <w:ind w:left="720"/>
-      <w:contextualSpacing/>
-    </w:pPr>
-  </w:style>
-  <w:style w:type="table" w:styleId="TableGrid">
-    <w:name w:val="Table Grid"/>
-    <w:basedOn w:val="TableNormal"/>
-    <w:uiPriority w:val="59"/>
-    <w:rsid w:val="007E4CE3"/>
-    <w:rPr>
-      <w:kern w:val="0"/>
-      <w14:ligatures w14:val="none"/>
-    </w:rPr>
-    <w:tblPr>
-      <w:tblBorders>
-        <w:top w:val="single" w:sz="4" w:space="0" w:color="auto"/>
-        <w:left w:val="single" w:sz="4" w:space="0" w:color="auto"/>
-        <w:bottom w:val="single" w:sz="4" w:space="0" w:color="auto"/>
-        <w:right w:val="single" w:sz="4" w:space="0" w:color="auto"/>
-        <w:insideH w:val="single" w:sz="4" w:space="0" w:color="auto"/>
-        <w:insideV w:val="single" w:sz="4" w:space="0" w:color="auto"/>
-      </w:tblBorders>
-    </w:tblPr>
-  </w:style>
-  <w:style w:type="paragraph" w:customStyle="1" w:styleId="spacer">
-    <w:name w:val="spacer"/>
-    <w:basedOn w:val="Normal"/>
-    <w:uiPriority w:val="99"/>
-    <w:qFormat/>
-    <w:rsid w:val="007E4CE3"/>
-    <w:pPr>
-      <w:tabs>
-        <w:tab w:val="center" w:pos="4680"/>
-        <w:tab w:val="right" w:pos="9360"/>
-      </w:tabs>
-    </w:pPr>
-    <w:rPr>
-      <w:rFonts w:eastAsiaTheme="minorHAnsi"/>
-      <w:color w:val="454659" w:themeColor="text1"/>
-      <w:kern w:val="0"/>
-      <w:sz w:val="2"/>
-      <w:szCs w:val="2"/>
-      <w14:ligatures w14:val="none"/>
-    </w:rPr>
-  </w:style>
-  <w:style w:type="paragraph" w:customStyle="1" w:styleId="SidebarBody">
-    <w:name w:val="Sidebar Body"/>
-    <w:basedOn w:val="Normal"/>
-    <w:link w:val="SidebarBodyChar"/>
-    <w:qFormat/>
-    <w:rsid w:val="007E4CE3"/>
-    <w:pPr>
-      <w:framePr w:hSpace="180" w:wrap="around" w:vAnchor="text" w:hAnchor="text" w:x="6840" w:y="1"/>
-      <w:spacing w:after="120" w:line="240" w:lineRule="atLeast"/>
-      <w:ind w:left="288" w:right="58"/>
-      <w:suppressOverlap/>
-    </w:pPr>
-    <w:rPr>
-      <w:rFonts w:eastAsiaTheme="minorHAnsi"/>
-      <w:color w:val="93579C" w:themeColor="accent6"/>
-      <w:kern w:val="0"/>
-      <w:sz w:val="18"/>
-      <w:szCs w:val="20"/>
-      <w14:ligatures w14:val="none"/>
-    </w:rPr>
-  </w:style>
-  <w:style w:type="character" w:customStyle="1" w:styleId="SidebarBodyChar">
-    <w:name w:val="Sidebar Body Char"/>
-    <w:basedOn w:val="DefaultParagraphFont"/>
-    <w:link w:val="SidebarBody"/>
-    <w:rsid w:val="007E4CE3"/>
-    <w:rPr>
-      <w:color w:val="93579C" w:themeColor="accent6"/>
-      <w:kern w:val="0"/>
-      <w:sz w:val="18"/>
-      <w:szCs w:val="20"/>
-      <w14:ligatures w14:val="none"/>
-    </w:rPr>
-  </w:style>
-  <w:style w:type="paragraph" w:customStyle="1" w:styleId="SidebarHeading1">
-    <w:name w:val="Sidebar Heading 1"/>
-    <w:basedOn w:val="SidebarBody"/>
-    <w:next w:val="SidebarBody"/>
-    <w:link w:val="SidebarHeading1Char"/>
-    <w:qFormat/>
-    <w:rsid w:val="007E4CE3"/>
-    <w:pPr>
-      <w:framePr w:wrap="around"/>
-      <w:spacing w:before="120" w:after="240"/>
-    </w:pPr>
-    <w:rPr>
-      <w:rFonts w:cstheme="minorHAnsi"/>
-      <w:b/>
-      <w:sz w:val="24"/>
-      <w:szCs w:val="24"/>
-    </w:rPr>
-  </w:style>
-  <w:style w:type="character" w:customStyle="1" w:styleId="SidebarHeading1Char">
-    <w:name w:val="Sidebar Heading 1 Char"/>
-    <w:basedOn w:val="DefaultParagraphFont"/>
-    <w:link w:val="SidebarHeading1"/>
-    <w:rsid w:val="007E4CE3"/>
-    <w:rPr>
-      <w:rFonts w:cstheme="minorHAnsi"/>
-      <w:b/>
-      <w:color w:val="93579C" w:themeColor="accent6"/>
-      <w:kern w:val="0"/>
-      <w14:ligatures w14:val="none"/>
-    </w:rPr>
-  </w:style>
-  <w:style w:type="character" w:customStyle="1" w:styleId="Heading2Char">
-    <w:name w:val="Heading 2 Char"/>
-    <w:basedOn w:val="DefaultParagraphFont"/>
-    <w:link w:val="Heading2"/>
-    <w:uiPriority w:val="9"/>
-    <w:rsid w:val="00CF335B"/>
-    <w:rPr>
-      <w:rFonts w:ascii="Arial" w:hAnsi="Arial" w:cs="Source Sans Pro"/>
-      <w:b/>
-      <w:bCs/>
-      <w:color w:val="FFFFFF" w:themeColor="background1"/>
-      <w:kern w:val="0"/>
-      <w:sz w:val="22"/>
-      <w:szCs w:val="22"/>
-      <w14:ligatures w14:val="none"/>
-    </w:rPr>
-  </w:style>
-  <w:style w:type="paragraph" w:customStyle="1" w:styleId="SidebarListBullet">
-    <w:name w:val="Sidebar List Bullet"/>
-    <w:basedOn w:val="Normal"/>
-    <w:next w:val="Normal"/>
-    <w:link w:val="SidebarListBulletChar"/>
-    <w:qFormat/>
-    <w:rsid w:val="000C317D"/>
-    <w:pPr>
-      <w:framePr w:hSpace="180" w:wrap="around" w:vAnchor="text" w:hAnchor="text" w:x="6840" w:y="1"/>
-      <w:numPr>
-        <w:numId w:val="3"/>
-      </w:numPr>
-      <w:spacing w:before="80" w:after="80" w:line="200" w:lineRule="atLeast"/>
-      <w:ind w:left="540" w:hanging="180"/>
-      <w:contextualSpacing/>
-      <w:suppressOverlap/>
-    </w:pPr>
-    <w:rPr>
-      <w:rFonts w:eastAsiaTheme="minorHAnsi"/>
-      <w:bCs/>
-      <w:color w:val="93579C" w:themeColor="accent6"/>
-      <w:kern w:val="0"/>
-      <w:sz w:val="18"/>
-      <w:szCs w:val="20"/>
-      <w14:ligatures w14:val="none"/>
-    </w:rPr>
-  </w:style>
-  <w:style w:type="character" w:customStyle="1" w:styleId="SidebarListBulletChar">
-    <w:name w:val="Sidebar List Bullet Char"/>
-    <w:basedOn w:val="DefaultParagraphFont"/>
-    <w:link w:val="SidebarListBullet"/>
-    <w:rsid w:val="000C317D"/>
-    <w:rPr>
-      <w:bCs/>
-      <w:color w:val="93579C" w:themeColor="accent6"/>
-      <w:kern w:val="0"/>
-      <w:sz w:val="18"/>
-      <w:szCs w:val="20"/>
-      <w14:ligatures w14:val="none"/>
-    </w:rPr>
-  </w:style>
-  <w:style w:type="paragraph" w:customStyle="1" w:styleId="SidebarHeading2">
-    <w:name w:val="Sidebar Heading 2"/>
-    <w:basedOn w:val="SidebarHeading1"/>
-    <w:qFormat/>
-    <w:rsid w:val="000C317D"/>
-    <w:pPr>
-      <w:framePr w:wrap="around"/>
-      <w:spacing w:before="180" w:after="120"/>
-    </w:pPr>
-    <w:rPr>
-      <w:sz w:val="18"/>
-      <w:szCs w:val="18"/>
-    </w:rPr>
-  </w:style>
-  <w:style w:type="paragraph" w:customStyle="1" w:styleId="SidebarQuote">
-    <w:name w:val="Sidebar Quote"/>
-    <w:basedOn w:val="SidebarBody"/>
-    <w:qFormat/>
-    <w:rsid w:val="000C317D"/>
-    <w:pPr>
-      <w:framePr w:wrap="around"/>
-      <w:spacing w:after="0" w:line="360" w:lineRule="auto"/>
-      <w:ind w:hanging="14"/>
-    </w:pPr>
-    <w:rPr>
-      <w:color w:val="10CFC9" w:themeColor="accent2"/>
-      <w:sz w:val="24"/>
-      <w:szCs w:val="24"/>
-    </w:rPr>
-  </w:style>
-  <w:style w:type="paragraph" w:customStyle="1" w:styleId="BasicParagraph">
-    <w:name w:val="[Basic Paragraph]"/>
-    <w:basedOn w:val="Normal"/>
-    <w:uiPriority w:val="99"/>
-    <w:rsid w:val="0063694C"/>
-    <w:pPr>
-      <w:suppressAutoHyphens/>
-      <w:autoSpaceDE w:val="0"/>
-      <w:autoSpaceDN w:val="0"/>
-      <w:adjustRightInd w:val="0"/>
-      <w:spacing w:line="384" w:lineRule="atLeast"/>
-      <w:textAlignment w:val="center"/>
-    </w:pPr>
-    <w:rPr>
-      <w:rFonts w:ascii="Source Sans Pro" w:eastAsiaTheme="minorHAnsi" w:hAnsi="Source Sans Pro" w:cs="Source Sans Pro"/>
-      <w:color w:val="0C2332"/>
-      <w:kern w:val="0"/>
-      <w:sz w:val="22"/>
-      <w:lang w:bidi="gu-IN"/>
-      <w14:ligatures w14:val="none"/>
-    </w:rPr>
-  </w:style>
-  <w:style w:type="paragraph" w:styleId="BodyText">
-    <w:name w:val="Body Text"/>
-    <w:basedOn w:val="Normal"/>
-    <w:link w:val="BodyTextChar"/>
-    <w:uiPriority w:val="1"/>
-    <w:qFormat/>
-    <w:rsid w:val="0063694C"/>
-    <w:pPr>
-      <w:widowControl w:val="0"/>
-      <w:autoSpaceDE w:val="0"/>
-      <w:autoSpaceDN w:val="0"/>
-    </w:pPr>
-    <w:rPr>
-      <w:rFonts w:eastAsia="Inter" w:cs="Inter"/>
-      <w:color w:val="auto"/>
-      <w:kern w:val="0"/>
-      <w:sz w:val="20"/>
-      <w:szCs w:val="20"/>
-      <w14:ligatures w14:val="none"/>
-    </w:rPr>
-  </w:style>
-  <w:style w:type="character" w:customStyle="1" w:styleId="BodyTextChar">
-    <w:name w:val="Body Text Char"/>
-    <w:basedOn w:val="DefaultParagraphFont"/>
-    <w:link w:val="BodyText"/>
-    <w:uiPriority w:val="1"/>
-    <w:rsid w:val="0063694C"/>
-    <w:rPr>
-      <w:rFonts w:ascii="Inter" w:eastAsia="Inter" w:hAnsi="Inter" w:cs="Inter"/>
-      <w:kern w:val="0"/>
-      <w:sz w:val="20"/>
-      <w:szCs w:val="20"/>
-      <w14:ligatures w14:val="none"/>
-    </w:rPr>
-  </w:style>
-  <w:style w:type="character" w:customStyle="1" w:styleId="CopySmall">
-    <w:name w:val="Copy Small"/>
-    <w:basedOn w:val="DefaultParagraphFont"/>
-    <w:uiPriority w:val="99"/>
-    <w:rsid w:val="0063694C"/>
-    <w:rPr>
-      <w:rFonts w:ascii="Inter" w:hAnsi="Inter" w:cs="Inter"/>
-      <w:outline/>
-      <w:spacing w:val="-2"/>
-      <w:sz w:val="18"/>
-      <w:szCs w:val="18"/>
-    </w:rPr>
-  </w:style>
-  <w:style w:type="character" w:customStyle="1" w:styleId="Footnotes">
-    <w:name w:val="Footnotes"/>
-    <w:basedOn w:val="DefaultParagraphFont"/>
-    <w:uiPriority w:val="99"/>
-    <w:rsid w:val="0063694C"/>
-    <w:rPr>
-      <w:rFonts w:ascii="Inter" w:hAnsi="Inter" w:cs="Inter"/>
-      <w:outline/>
-      <w:spacing w:val="0"/>
-      <w:sz w:val="10"/>
-      <w:szCs w:val="10"/>
-    </w:rPr>
-  </w:style>
-  <w:style w:type="character" w:styleId="Hyperlink">
-    <w:name w:val="Hyperlink"/>
-    <w:basedOn w:val="DefaultParagraphFont"/>
-    <w:uiPriority w:val="99"/>
-    <w:unhideWhenUsed/>
-    <w:rsid w:val="001D12C4"/>
-    <w:rPr>
-      <w:color w:val="009845" w:themeColor="hyperlink"/>
-      <w:u w:val="single"/>
-    </w:rPr>
-  </w:style>
-  <w:style w:type="character" w:styleId="UnresolvedMention">
-    <w:name w:val="Unresolved Mention"/>
-    <w:basedOn w:val="DefaultParagraphFont"/>
-    <w:uiPriority w:val="99"/>
-    <w:semiHidden/>
-    <w:unhideWhenUsed/>
-    <w:rsid w:val="001D12C4"/>
-    <w:rPr>
-      <w:color w:val="605E5C"/>
-      <w:shd w:val="clear" w:color="auto" w:fill="E1DFDD"/>
-    </w:rPr>
-  </w:style>
 </w:styles>
 </file>
--- a/documents/demo-scripts/05_Data_Products_API.docx
+++ b/documents/demo-scripts/05_Data_Products_API.docx
@@ -1354,7 +1354,7 @@
           <w:sz w:val="21"/>
           <w:szCs w:val="21"/>
         </w:rPr>
-        <w:t xml:space="preserve">Accept or modify rules — violations automatically route to Stewardship campaigns</w:t>
+        <w:t xml:space="preserve">Accept or modify rules — violations automatically route to Stewardship sprints</w:t>
       </w:r>
     </w:p>
     <w:p>
